--- a/README.docx
+++ b/README.docx
@@ -6,7 +6,7 @@
       <w:pPr>
         <w:jc w:val="both"/>
         <w:rPr>
-          <w:rFonts w:cstheme="minorHAnsi" w:hint="cs"/>
+          <w:rFonts w:cstheme="minorHAnsi"/>
           <w:b/>
           <w:bCs/>
           <w:sz w:val="24"/>
@@ -47,18 +47,19 @@
           <w:szCs w:val="24"/>
           <w:u w:val="single"/>
         </w:rPr>
-        <w:t>oop2</w:t>
-      </w:r>
-      <w:r>
-        <w:rPr>
-          <w:rFonts w:cstheme="minorHAnsi"/>
+        <w:t>oop2_ex03</w:t>
+      </w:r>
+      <w:r>
+        <w:rPr>
+          <w:rFonts w:cstheme="minorHAnsi" w:hint="cs"/>
           <w:b/>
           <w:bCs/>
           <w:sz w:val="24"/>
           <w:szCs w:val="24"/>
           <w:u w:val="single"/>
-        </w:rPr>
-        <w:t>_</w:t>
+          <w:rtl/>
+        </w:rPr>
+        <w:t xml:space="preserve"> </w:t>
       </w:r>
       <w:r>
         <w:rPr>
@@ -68,31 +69,47 @@
           <w:sz w:val="24"/>
           <w:szCs w:val="24"/>
           <w:u w:val="single"/>
-        </w:rPr>
-        <w:t>ex</w:t>
-      </w:r>
-      <w:r>
-        <w:rPr>
-          <w:rFonts w:cstheme="minorHAnsi"/>
+          <w:rtl/>
+        </w:rPr>
+        <w:t>–</w:t>
+      </w:r>
+      <w:r>
+        <w:rPr>
+          <w:rFonts w:cstheme="minorHAnsi" w:hint="cs"/>
           <w:b/>
           <w:bCs/>
           <w:sz w:val="24"/>
           <w:szCs w:val="24"/>
           <w:u w:val="single"/>
-        </w:rPr>
-        <w:t>0</w:t>
-      </w:r>
-      <w:r>
-        <w:rPr>
-          <w:rFonts w:cstheme="minorHAnsi"/>
+          <w:rtl/>
+        </w:rPr>
+        <w:t xml:space="preserve"> </w:t>
+      </w:r>
+      <w:r>
+        <w:rPr>
+          <w:rFonts w:cstheme="minorHAnsi" w:hint="cs"/>
           <w:b/>
           <w:bCs/>
           <w:sz w:val="24"/>
           <w:szCs w:val="24"/>
           <w:u w:val="single"/>
-        </w:rPr>
-        <w:t>3</w:t>
-      </w:r>
+          <w:rtl/>
+          <w:lang w:val="en-GB"/>
+        </w:rPr>
+        <w:t>דוקים</w:t>
+      </w:r>
+    </w:p>
+    <w:p>
+      <w:pPr>
+        <w:jc w:val="both"/>
+        <w:rPr>
+          <w:rFonts w:cstheme="minorHAnsi"/>
+          <w:sz w:val="24"/>
+          <w:szCs w:val="24"/>
+          <w:u w:val="single"/>
+          <w:rtl/>
+        </w:rPr>
+      </w:pPr>
       <w:r>
         <w:rPr>
           <w:rFonts w:cstheme="minorHAnsi" w:hint="cs"/>
@@ -102,12 +119,13 @@
           <w:szCs w:val="24"/>
           <w:u w:val="single"/>
           <w:rtl/>
-        </w:rPr>
-        <w:t xml:space="preserve"> </w:t>
-      </w:r>
-      <w:r>
-        <w:rPr>
-          <w:rFonts w:cstheme="minorHAnsi"/>
+          <w:lang w:val="en-GB"/>
+        </w:rPr>
+        <w:t>לבנת עראמה</w:t>
+      </w:r>
+      <w:r>
+        <w:rPr>
+          <w:rFonts w:cstheme="minorHAnsi" w:hint="cs"/>
           <w:b/>
           <w:bCs/>
           <w:sz w:val="24"/>
@@ -115,11 +133,11 @@
           <w:u w:val="single"/>
           <w:rtl/>
         </w:rPr>
-        <w:t>–</w:t>
-      </w:r>
-      <w:r>
-        <w:rPr>
-          <w:rFonts w:cstheme="minorHAnsi" w:hint="cs"/>
+        <w:t>,</w:t>
+      </w:r>
+      <w:r>
+        <w:rPr>
+          <w:rFonts w:cstheme="minorHAnsi"/>
           <w:b/>
           <w:bCs/>
           <w:sz w:val="24"/>
@@ -127,7 +145,7 @@
           <w:u w:val="single"/>
           <w:rtl/>
         </w:rPr>
-        <w:t xml:space="preserve"> </w:t>
+        <w:t xml:space="preserve"> ת"ז: </w:t>
       </w:r>
       <w:r>
         <w:rPr>
@@ -138,34 +156,20 @@
           <w:szCs w:val="24"/>
           <w:u w:val="single"/>
           <w:rtl/>
-          <w:lang w:val="en-GB"/>
-        </w:rPr>
-        <w:t>דוקים</w:t>
-      </w:r>
-    </w:p>
-    <w:p>
-      <w:pPr>
-        <w:jc w:val="both"/>
-        <w:rPr>
-          <w:rFonts w:cstheme="minorHAnsi"/>
-          <w:sz w:val="24"/>
-          <w:szCs w:val="24"/>
-          <w:u w:val="single"/>
-          <w:rtl/>
-        </w:rPr>
-      </w:pPr>
-      <w:r>
-        <w:rPr>
-          <w:rFonts w:cstheme="minorHAnsi" w:hint="cs"/>
+        </w:rPr>
+        <w:t>213005234</w:t>
+      </w:r>
+      <w:r>
+        <w:rPr>
+          <w:rFonts w:cstheme="minorHAnsi"/>
           <w:b/>
           <w:bCs/>
           <w:sz w:val="24"/>
           <w:szCs w:val="24"/>
           <w:u w:val="single"/>
           <w:rtl/>
-          <w:lang w:val="en-GB"/>
-        </w:rPr>
-        <w:t>לבנת עראמה</w:t>
+        </w:rPr>
+        <w:t xml:space="preserve">  </w:t>
       </w:r>
       <w:r>
         <w:rPr>
@@ -177,345 +181,263 @@
           <w:u w:val="single"/>
           <w:rtl/>
         </w:rPr>
-        <w:t>,</w:t>
-      </w:r>
-      <w:r>
+        <w:t>ואופק אלון, ת"ז: 209625896</w:t>
+      </w:r>
+    </w:p>
+    <w:p>
+      <w:pPr>
+        <w:jc w:val="both"/>
         <w:rPr>
           <w:rFonts w:cstheme="minorHAnsi"/>
           <w:b/>
           <w:bCs/>
-          <w:sz w:val="24"/>
-          <w:szCs w:val="24"/>
-          <w:u w:val="single"/>
-          <w:rtl/>
-        </w:rPr>
-        <w:t xml:space="preserve"> ת"ז: </w:t>
-      </w:r>
+          <w:u w:val="single"/>
+        </w:rPr>
+      </w:pPr>
       <w:r>
         <w:rPr>
           <w:rFonts w:cstheme="minorHAnsi" w:hint="cs"/>
           <w:b/>
           <w:bCs/>
-          <w:sz w:val="24"/>
-          <w:szCs w:val="24"/>
-          <w:u w:val="single"/>
-          <w:rtl/>
-        </w:rPr>
-        <w:t>213005234</w:t>
-      </w:r>
-      <w:r>
+          <w:u w:val="single"/>
+          <w:rtl/>
+        </w:rPr>
+        <w:t>הסבר כללי על התרגיל:</w:t>
+      </w:r>
+    </w:p>
+    <w:p>
+      <w:pPr>
+        <w:jc w:val="both"/>
+        <w:rPr>
+          <w:rFonts w:cs="Calibri"/>
+          <w:rtl/>
+        </w:rPr>
+      </w:pPr>
+      <w:r>
+        <w:rPr>
+          <w:rFonts w:cs="Calibri"/>
+          <w:rtl/>
+        </w:rPr>
+        <w:t xml:space="preserve">בתרגיל זה </w:t>
+      </w:r>
+      <w:r>
+        <w:rPr>
+          <w:rFonts w:cs="Calibri" w:hint="cs"/>
+          <w:rtl/>
+        </w:rPr>
+        <w:t>בנינו</w:t>
+      </w:r>
+      <w:r>
+        <w:rPr>
+          <w:rFonts w:cs="Calibri"/>
+          <w:rtl/>
+        </w:rPr>
+        <w:t xml:space="preserve"> משחק פשוט של דוקים תוך שימוש ב־</w:t>
+      </w:r>
+      <w:r>
+        <w:rPr>
+          <w:rFonts w:cstheme="minorHAnsi"/>
+        </w:rPr>
+        <w:t>SMFL</w:t>
+      </w:r>
+      <w:r>
+        <w:rPr>
+          <w:rFonts w:cs="Calibri"/>
+          <w:rtl/>
+        </w:rPr>
+        <w:t>.</w:t>
+      </w:r>
+    </w:p>
+    <w:p>
+      <w:pPr>
+        <w:jc w:val="both"/>
+        <w:rPr>
+          <w:rFonts w:cs="Calibri"/>
+          <w:rtl/>
+        </w:rPr>
+      </w:pPr>
+      <w:r>
+        <w:rPr>
+          <w:rFonts w:cs="Calibri"/>
+          <w:rtl/>
+        </w:rPr>
+        <w:t xml:space="preserve">כללי המשחק פשוטים מאוד: לשחקן מוצג לוח שעליו מפוזרים דוקים </w:t>
+      </w:r>
+      <w:r>
+        <w:rPr>
+          <w:rFonts w:cs="Calibri" w:hint="cs"/>
+          <w:rtl/>
+        </w:rPr>
+        <w:t>(</w:t>
+      </w:r>
+      <w:r>
+        <w:rPr>
+          <w:rFonts w:cs="Calibri"/>
+          <w:rtl/>
+        </w:rPr>
+        <w:t>מקלות צבעוניים</w:t>
+      </w:r>
+      <w:r>
+        <w:rPr>
+          <w:rFonts w:cs="Calibri" w:hint="cs"/>
+          <w:rtl/>
+        </w:rPr>
+        <w:t>)</w:t>
+      </w:r>
+      <w:r>
+        <w:rPr>
+          <w:rFonts w:cs="Calibri"/>
+          <w:rtl/>
+        </w:rPr>
+        <w:t xml:space="preserve"> ועליו להרים אותם בזה</w:t>
+      </w:r>
+      <w:r>
+        <w:rPr>
+          <w:rFonts w:cstheme="minorHAnsi" w:hint="cs"/>
+          <w:rtl/>
+        </w:rPr>
+        <w:t xml:space="preserve"> </w:t>
+      </w:r>
+      <w:r>
+        <w:rPr>
+          <w:rFonts w:cs="Calibri"/>
+          <w:rtl/>
+        </w:rPr>
+        <w:t>אחר זה. אפשר להרים דוק רק אם אין מעליו דוקים אחרים. אם השחקן ינסה להרים דוק שאסור להרים, הפעולה</w:t>
+      </w:r>
+      <w:r>
+        <w:rPr>
+          <w:rFonts w:cstheme="minorHAnsi" w:hint="cs"/>
+          <w:rtl/>
+        </w:rPr>
+        <w:t xml:space="preserve"> </w:t>
+      </w:r>
+      <w:r>
+        <w:rPr>
+          <w:rFonts w:cs="Calibri"/>
+          <w:rtl/>
+        </w:rPr>
+        <w:t>לא תתבצע</w:t>
+      </w:r>
+      <w:r>
+        <w:rPr>
+          <w:rFonts w:cs="Calibri" w:hint="cs"/>
+          <w:rtl/>
+        </w:rPr>
+        <w:t>, כמו כן יש לשחקן אפשרות לרמז אשר בלחיצה על כפתור הרמז הדוקים שניתן להרים מובלטים לפי סדר ניקודם מהגדול לקטן</w:t>
+      </w:r>
+      <w:r>
+        <w:rPr>
+          <w:rFonts w:cs="Calibri"/>
+          <w:rtl/>
+        </w:rPr>
+        <w:t>.</w:t>
+      </w:r>
+      <w:r>
+        <w:rPr>
+          <w:rFonts w:cs="Calibri" w:hint="cs"/>
+          <w:rtl/>
+        </w:rPr>
+        <w:t xml:space="preserve"> </w:t>
+      </w:r>
+      <w:r>
+        <w:rPr>
+          <w:rFonts w:cs="Calibri"/>
+          <w:rtl/>
+        </w:rPr>
+        <w:t>המשחק מוגבל בזמן</w:t>
+      </w:r>
+      <w:r>
+        <w:rPr>
+          <w:rFonts w:cs="Calibri" w:hint="cs"/>
+          <w:rtl/>
+        </w:rPr>
+        <w:t xml:space="preserve"> לפי כמות הדוקים שיש במשחק</w:t>
+      </w:r>
+      <w:r>
+        <w:rPr>
+          <w:rFonts w:cs="Calibri"/>
+        </w:rPr>
+        <w:t xml:space="preserve"> </w:t>
+      </w:r>
+      <w:r>
+        <w:rPr>
+          <w:rFonts w:cs="Calibri" w:hint="cs"/>
+          <w:rtl/>
+        </w:rPr>
+        <w:t>(אם</w:t>
+      </w:r>
+      <w:r>
+        <w:rPr>
+          <w:rFonts w:cs="Calibri"/>
+        </w:rPr>
+        <w:t xml:space="preserve"> </w:t>
+      </w:r>
+      <w:r>
+        <w:rPr>
+          <w:rFonts w:cs="Calibri" w:hint="cs"/>
+          <w:rtl/>
+        </w:rPr>
+        <w:t xml:space="preserve"> מספק הדוקים קטן מ- 30 נקבל דקה וחצי, אחרת שלוש דקות). </w:t>
+      </w:r>
+      <w:r>
+        <w:rPr>
+          <w:rFonts w:cs="Calibri"/>
+          <w:rtl/>
+        </w:rPr>
+        <w:t>המשחק מסתיים כשהלוח מתרוקן או כשהזמן חלף.</w:t>
+      </w:r>
+      <w:r>
+        <w:rPr>
+          <w:rFonts w:cs="Calibri" w:hint="cs"/>
+          <w:rtl/>
+        </w:rPr>
+        <w:t xml:space="preserve"> </w:t>
+      </w:r>
+      <w:r>
+        <w:rPr>
+          <w:rFonts w:cs="Calibri"/>
+          <w:rtl/>
+        </w:rPr>
+        <w:t>כל דוק מזכה את השחקן במספר נקודות שונה</w:t>
+      </w:r>
+      <w:r>
+        <w:rPr>
+          <w:rFonts w:cs="Calibri" w:hint="cs"/>
+          <w:rtl/>
+        </w:rPr>
+        <w:t>: שחור = 25 נק, אדום = 10 נק, כחול = 5 נק, ירוק = 2 נק, צהוב = 1 נק.</w:t>
+      </w:r>
+    </w:p>
+    <w:p>
+      <w:pPr>
+        <w:jc w:val="both"/>
+        <w:rPr>
+          <w:rFonts w:cs="Calibri"/>
+          <w:rtl/>
+        </w:rPr>
+      </w:pPr>
+    </w:p>
+    <w:p>
+      <w:pPr>
+        <w:jc w:val="both"/>
         <w:rPr>
           <w:rFonts w:cstheme="minorHAnsi"/>
           <w:b/>
           <w:bCs/>
-          <w:sz w:val="24"/>
-          <w:szCs w:val="24"/>
-          <w:u w:val="single"/>
-          <w:rtl/>
-        </w:rPr>
-        <w:t xml:space="preserve">  </w:t>
-      </w:r>
+          <w:u w:val="single"/>
+          <w:rtl/>
+        </w:rPr>
+      </w:pPr>
       <w:r>
         <w:rPr>
           <w:rFonts w:cstheme="minorHAnsi" w:hint="cs"/>
           <w:b/>
           <w:bCs/>
-          <w:sz w:val="24"/>
-          <w:szCs w:val="24"/>
-          <w:u w:val="single"/>
-          <w:rtl/>
-        </w:rPr>
-        <w:t>ו</w:t>
-      </w:r>
-      <w:r>
-        <w:rPr>
-          <w:rFonts w:cstheme="minorHAnsi" w:hint="cs"/>
-          <w:b/>
-          <w:bCs/>
-          <w:sz w:val="24"/>
-          <w:szCs w:val="24"/>
-          <w:u w:val="single"/>
-          <w:rtl/>
-        </w:rPr>
-        <w:t>אופק אלון</w:t>
-      </w:r>
-      <w:r>
-        <w:rPr>
-          <w:rFonts w:cstheme="minorHAnsi" w:hint="cs"/>
-          <w:b/>
-          <w:bCs/>
-          <w:sz w:val="24"/>
-          <w:szCs w:val="24"/>
-          <w:u w:val="single"/>
-          <w:rtl/>
-        </w:rPr>
-        <w:t xml:space="preserve">, </w:t>
-      </w:r>
-      <w:r>
-        <w:rPr>
-          <w:rFonts w:cstheme="minorHAnsi" w:hint="cs"/>
-          <w:b/>
-          <w:bCs/>
-          <w:sz w:val="24"/>
-          <w:szCs w:val="24"/>
-          <w:u w:val="single"/>
-          <w:rtl/>
-        </w:rPr>
-        <w:t>ת"ז: 209625896</w:t>
-      </w:r>
-    </w:p>
-    <w:p>
-      <w:pPr>
-        <w:jc w:val="both"/>
-        <w:rPr>
-          <w:rFonts w:cstheme="minorHAnsi"/>
-          <w:b/>
-          <w:bCs/>
-          <w:u w:val="single"/>
-        </w:rPr>
-      </w:pPr>
-      <w:r>
-        <w:rPr>
-          <w:rFonts w:cstheme="minorHAnsi" w:hint="cs"/>
-          <w:b/>
-          <w:bCs/>
-          <w:u w:val="single"/>
-          <w:rtl/>
-        </w:rPr>
-        <w:t>הסבר כללי על התרגיל:</w:t>
-      </w:r>
-    </w:p>
-    <w:p>
-      <w:pPr>
-        <w:jc w:val="both"/>
-        <w:rPr>
-          <w:rFonts w:cs="Calibri"/>
-          <w:rtl/>
-        </w:rPr>
-      </w:pPr>
-      <w:r>
-        <w:rPr>
-          <w:rFonts w:cs="Calibri"/>
-          <w:rtl/>
-        </w:rPr>
-        <w:t xml:space="preserve">בתרגיל זה </w:t>
-      </w:r>
-      <w:r>
-        <w:rPr>
-          <w:rFonts w:cs="Calibri" w:hint="cs"/>
-          <w:rtl/>
-        </w:rPr>
-        <w:t>בנינו</w:t>
-      </w:r>
-      <w:r>
-        <w:rPr>
-          <w:rFonts w:cs="Calibri"/>
-          <w:rtl/>
-        </w:rPr>
-        <w:t xml:space="preserve"> משחק פשוט של דוקים תוך שימוש ב־</w:t>
-      </w:r>
-      <w:r>
-        <w:rPr>
-          <w:rFonts w:cstheme="minorHAnsi"/>
-        </w:rPr>
-        <w:t>SMFL</w:t>
-      </w:r>
-      <w:r>
-        <w:rPr>
-          <w:rFonts w:cs="Calibri"/>
-          <w:rtl/>
-        </w:rPr>
-        <w:t>.</w:t>
-      </w:r>
-    </w:p>
-    <w:p>
-      <w:pPr>
-        <w:jc w:val="both"/>
-        <w:rPr>
-          <w:rFonts w:cstheme="minorHAnsi"/>
-          <w:rtl/>
-        </w:rPr>
-      </w:pPr>
-      <w:r>
-        <w:rPr>
-          <w:rFonts w:cs="Calibri"/>
-          <w:rtl/>
-        </w:rPr>
-        <w:t xml:space="preserve">כללי המשחק פשוטים מאוד: לשחקן מוצג לוח שעליו מפוזרים דוקים </w:t>
-      </w:r>
-      <w:r>
-        <w:rPr>
-          <w:rFonts w:cs="Calibri" w:hint="cs"/>
-          <w:rtl/>
-        </w:rPr>
-        <w:t>(</w:t>
-      </w:r>
-      <w:r>
-        <w:rPr>
-          <w:rFonts w:cs="Calibri"/>
-          <w:rtl/>
-        </w:rPr>
-        <w:t>מקלות צבעוניים</w:t>
-      </w:r>
-      <w:r>
-        <w:rPr>
-          <w:rFonts w:cs="Calibri" w:hint="cs"/>
-          <w:rtl/>
-        </w:rPr>
-        <w:t>)</w:t>
-      </w:r>
-      <w:r>
-        <w:rPr>
-          <w:rFonts w:cs="Calibri"/>
-          <w:rtl/>
-        </w:rPr>
-        <w:t xml:space="preserve"> ועליו להרים אותם בזה</w:t>
-      </w:r>
-    </w:p>
-    <w:p>
-      <w:pPr>
-        <w:jc w:val="both"/>
-        <w:rPr>
-          <w:rFonts w:cstheme="minorHAnsi"/>
-          <w:rtl/>
-        </w:rPr>
-      </w:pPr>
-      <w:r>
-        <w:rPr>
-          <w:rFonts w:cs="Calibri"/>
-          <w:rtl/>
-        </w:rPr>
-        <w:t>אחר זה. אפשר להרים דוק רק אם אין מעליו דוקים אחרים. אם השחקן ינסה להרים דוק שאסור להרים, הפעולה</w:t>
-      </w:r>
-    </w:p>
-    <w:p>
-      <w:pPr>
-        <w:jc w:val="both"/>
-        <w:rPr>
-          <w:rFonts w:cstheme="minorHAnsi"/>
-          <w:rtl/>
-        </w:rPr>
-      </w:pPr>
-      <w:r>
-        <w:rPr>
-          <w:rFonts w:cs="Calibri"/>
-          <w:rtl/>
-        </w:rPr>
-        <w:t>לא תתבצע.</w:t>
-      </w:r>
-    </w:p>
-    <w:p>
-      <w:pPr>
-        <w:jc w:val="both"/>
-        <w:rPr>
-          <w:rFonts w:cstheme="minorHAnsi"/>
-          <w:rtl/>
-        </w:rPr>
-      </w:pPr>
-      <w:r>
-        <w:rPr>
-          <w:rFonts w:cs="Calibri"/>
-          <w:rtl/>
-        </w:rPr>
-        <w:t>המשחק מוגבל בזמן</w:t>
-      </w:r>
-      <w:r>
-        <w:rPr>
-          <w:rFonts w:cs="Calibri" w:hint="cs"/>
-          <w:rtl/>
-        </w:rPr>
-        <w:t xml:space="preserve"> לפי כמות הדוקים שיש במשחק( אם קטן 30 דקה וחצי, אחרת שלוש דקות).</w:t>
-      </w:r>
-    </w:p>
-    <w:p>
-      <w:pPr>
-        <w:jc w:val="both"/>
-        <w:rPr>
-          <w:rFonts w:cstheme="minorHAnsi"/>
-          <w:rtl/>
-        </w:rPr>
-      </w:pPr>
-      <w:r>
-        <w:rPr>
-          <w:rFonts w:cs="Calibri"/>
-          <w:rtl/>
-        </w:rPr>
-        <w:t>המשחק מסתיים כשהלוח מתרוקן או כשהזמן חלף.</w:t>
-      </w:r>
-    </w:p>
-    <w:p>
-      <w:pPr>
-        <w:jc w:val="both"/>
-        <w:rPr>
-          <w:rFonts w:cs="Calibri"/>
-          <w:rtl/>
-        </w:rPr>
-      </w:pPr>
-      <w:r>
-        <w:rPr>
-          <w:rFonts w:cs="Calibri"/>
-          <w:rtl/>
-        </w:rPr>
-        <w:t>כל דוק מזכה את השחקן במספר נקודות שונה</w:t>
-      </w:r>
-      <w:r>
-        <w:rPr>
-          <w:rFonts w:cs="Calibri" w:hint="cs"/>
-          <w:rtl/>
-        </w:rPr>
-        <w:t>: שחור = 25 נק, אדום = 10 נק, כחול = 5 נק, ירוק = 2 נק, צהוב = 1 נק.</w:t>
-      </w:r>
-    </w:p>
-    <w:p>
-      <w:pPr>
-        <w:pStyle w:val="ListParagraph"/>
-        <w:jc w:val="both"/>
-        <w:rPr>
-          <w:rFonts w:cstheme="minorHAnsi"/>
-          <w:rtl/>
-        </w:rPr>
-      </w:pPr>
-    </w:p>
-    <w:p>
-      <w:pPr>
-        <w:jc w:val="both"/>
-        <w:rPr>
-          <w:rFonts w:cstheme="minorHAnsi"/>
-          <w:b/>
-          <w:bCs/>
-          <w:u w:val="single"/>
-          <w:rtl/>
-        </w:rPr>
-      </w:pPr>
-      <w:r>
-        <w:rPr>
-          <w:rFonts w:cstheme="minorHAnsi" w:hint="cs"/>
-          <w:b/>
-          <w:bCs/>
-          <w:u w:val="single"/>
-          <w:rtl/>
-        </w:rPr>
-        <w:t>קבצי</w:t>
-      </w:r>
-      <w:r>
-        <w:rPr>
-          <w:rFonts w:cstheme="minorHAnsi" w:hint="cs"/>
-          <w:b/>
-          <w:bCs/>
-          <w:u w:val="single"/>
-          <w:rtl/>
-        </w:rPr>
-        <w:t xml:space="preserve"> התרגיל</w:t>
-      </w:r>
-      <w:r>
-        <w:rPr>
-          <w:rFonts w:cstheme="minorHAnsi" w:hint="cs"/>
-          <w:b/>
-          <w:bCs/>
-          <w:u w:val="single"/>
-          <w:rtl/>
-        </w:rPr>
-        <w:t>:</w:t>
+          <w:u w:val="single"/>
+          <w:rtl/>
+        </w:rPr>
+        <w:t>קבצי התרגיל:</w:t>
       </w:r>
     </w:p>
     <w:p>
@@ -533,18 +455,28 @@
           <w:u w:val="single"/>
         </w:rPr>
       </w:pPr>
-      <w:r>
-        <w:rPr>
-          <w:rFonts w:cstheme="minorHAnsi"/>
-        </w:rPr>
-        <w:t>Board</w:t>
-      </w:r>
-      <w:r>
-        <w:rPr>
-          <w:rFonts w:cstheme="minorHAnsi"/>
-        </w:rPr>
-        <w:t>.h/cpp</w:t>
-      </w:r>
+      <w:proofErr w:type="spellStart"/>
+      <w:r>
+        <w:rPr>
+          <w:rFonts w:cstheme="minorHAnsi"/>
+        </w:rPr>
+        <w:t>Board.h</w:t>
+      </w:r>
+      <w:proofErr w:type="spellEnd"/>
+      <w:r>
+        <w:rPr>
+          <w:rFonts w:cstheme="minorHAnsi"/>
+        </w:rPr>
+        <w:t>/</w:t>
+      </w:r>
+      <w:proofErr w:type="spellStart"/>
+      <w:r>
+        <w:rPr>
+          <w:rFonts w:cstheme="minorHAnsi"/>
+        </w:rPr>
+        <w:t>cpp</w:t>
+      </w:r>
+      <w:proofErr w:type="spellEnd"/>
       <w:r>
         <w:rPr>
           <w:rFonts w:cstheme="minorHAnsi" w:hint="cs"/>
@@ -593,18 +525,28 @@
           <w:u w:val="single"/>
         </w:rPr>
       </w:pPr>
-      <w:r>
-        <w:rPr>
-          <w:rFonts w:cstheme="minorHAnsi"/>
-        </w:rPr>
-        <w:t>Clock</w:t>
-      </w:r>
-      <w:r>
-        <w:rPr>
-          <w:rFonts w:cstheme="minorHAnsi"/>
-        </w:rPr>
-        <w:t>.h/cpp</w:t>
-      </w:r>
+      <w:proofErr w:type="spellStart"/>
+      <w:r>
+        <w:rPr>
+          <w:rFonts w:cstheme="minorHAnsi"/>
+        </w:rPr>
+        <w:t>Clock.h</w:t>
+      </w:r>
+      <w:proofErr w:type="spellEnd"/>
+      <w:r>
+        <w:rPr>
+          <w:rFonts w:cstheme="minorHAnsi"/>
+        </w:rPr>
+        <w:t>/</w:t>
+      </w:r>
+      <w:proofErr w:type="spellStart"/>
+      <w:r>
+        <w:rPr>
+          <w:rFonts w:cstheme="minorHAnsi"/>
+        </w:rPr>
+        <w:t>cpp</w:t>
+      </w:r>
+      <w:proofErr w:type="spellEnd"/>
       <w:r>
         <w:rPr>
           <w:rFonts w:cstheme="minorHAnsi" w:hint="cs"/>
@@ -640,7 +582,7 @@
         <w:pStyle w:val="ListParagraph"/>
         <w:numPr>
           <w:ilvl w:val="0"/>
-          <w:numId w:val="17"/>
+          <w:numId w:val="6"/>
         </w:numPr>
         <w:spacing w:line="256" w:lineRule="auto"/>
         <w:jc w:val="both"/>
@@ -657,24 +599,28 @@
         </w:rPr>
         <w:t xml:space="preserve"> </w:t>
       </w:r>
-      <w:r>
-        <w:rPr>
-          <w:rFonts w:cstheme="minorHAnsi"/>
-        </w:rPr>
-        <w:t>Controller</w:t>
-      </w:r>
-      <w:r>
-        <w:rPr>
-          <w:rFonts w:cstheme="minorHAnsi"/>
-        </w:rPr>
-        <w:t>.h</w:t>
-      </w:r>
-      <w:r>
-        <w:rPr>
-          <w:rFonts w:cstheme="minorHAnsi"/>
-        </w:rPr>
-        <w:t>/cpp</w:t>
-      </w:r>
+      <w:proofErr w:type="spellStart"/>
+      <w:r>
+        <w:rPr>
+          <w:rFonts w:cstheme="minorHAnsi"/>
+        </w:rPr>
+        <w:t>Controller.h</w:t>
+      </w:r>
+      <w:proofErr w:type="spellEnd"/>
+      <w:r>
+        <w:rPr>
+          <w:rFonts w:cstheme="minorHAnsi"/>
+        </w:rPr>
+        <w:t>/</w:t>
+      </w:r>
+      <w:proofErr w:type="spellStart"/>
+      <w:r>
+        <w:rPr>
+          <w:rFonts w:cstheme="minorHAnsi"/>
+        </w:rPr>
+        <w:t>cpp</w:t>
+      </w:r>
+      <w:proofErr w:type="spellEnd"/>
       <w:r>
         <w:rPr>
           <w:rFonts w:cstheme="minorHAnsi"/>
@@ -695,23 +641,16 @@
           <w:rtl/>
           <w:lang w:val="en-GB"/>
         </w:rPr>
-        <w:t>המחלקה של מנהל המשחק שמחזיק את לוח השלב,</w:t>
-      </w:r>
+        <w:t xml:space="preserve">המחלקה של מנהל המשחק שמחזיק את לוח השלב, שעון </w:t>
+      </w:r>
+      <w:proofErr w:type="gramStart"/>
       <w:r>
         <w:rPr>
           <w:rFonts w:cstheme="minorHAnsi" w:hint="cs"/>
           <w:rtl/>
           <w:lang w:val="en-GB"/>
         </w:rPr>
-        <w:t xml:space="preserve"> שעון המשחק</w:t>
-      </w:r>
-      <w:r>
-        <w:rPr>
-          <w:rFonts w:cstheme="minorHAnsi" w:hint="cs"/>
-          <w:rtl/>
-          <w:lang w:val="en-GB"/>
-        </w:rPr>
-        <w:t>,</w:t>
+        <w:t>המשחק,</w:t>
       </w:r>
       <w:r>
         <w:rPr>
@@ -719,6 +658,7 @@
         </w:rPr>
         <w:t>InfoBar</w:t>
       </w:r>
+      <w:proofErr w:type="gramEnd"/>
       <w:r>
         <w:rPr>
           <w:rFonts w:cstheme="minorHAnsi"/>
@@ -746,7 +686,7 @@
         <w:pStyle w:val="ListParagraph"/>
         <w:numPr>
           <w:ilvl w:val="0"/>
-          <w:numId w:val="17"/>
+          <w:numId w:val="6"/>
         </w:numPr>
         <w:spacing w:line="256" w:lineRule="auto"/>
         <w:jc w:val="both"/>
@@ -757,18 +697,28 @@
           <w:u w:val="single"/>
         </w:rPr>
       </w:pPr>
-      <w:r>
-        <w:rPr>
-          <w:rFonts w:cstheme="minorHAnsi"/>
-        </w:rPr>
-        <w:t>HandleResources</w:t>
-      </w:r>
-      <w:r>
-        <w:rPr>
-          <w:rFonts w:cstheme="minorHAnsi"/>
-        </w:rPr>
-        <w:t>.h/cpp</w:t>
-      </w:r>
+      <w:proofErr w:type="spellStart"/>
+      <w:r>
+        <w:rPr>
+          <w:rFonts w:cstheme="minorHAnsi"/>
+        </w:rPr>
+        <w:t>HandleResources.h</w:t>
+      </w:r>
+      <w:proofErr w:type="spellEnd"/>
+      <w:r>
+        <w:rPr>
+          <w:rFonts w:cstheme="minorHAnsi"/>
+        </w:rPr>
+        <w:t>/</w:t>
+      </w:r>
+      <w:proofErr w:type="spellStart"/>
+      <w:r>
+        <w:rPr>
+          <w:rFonts w:cstheme="minorHAnsi"/>
+        </w:rPr>
+        <w:t>cpp</w:t>
+      </w:r>
+      <w:proofErr w:type="spellEnd"/>
       <w:r>
         <w:rPr>
           <w:rFonts w:cstheme="minorHAnsi" w:hint="cs"/>
@@ -810,15 +760,25 @@
           <w:rtl/>
           <w:lang w:val="en-GB"/>
         </w:rPr>
-        <w:t>, משמשת לצורך טעינת הטקסטורות, הסאונדים וכו .</w:t>
-      </w:r>
+        <w:t xml:space="preserve">, משמשת לצורך טעינת הטקסטורות, הסאונדים </w:t>
+      </w:r>
+      <w:proofErr w:type="gramStart"/>
+      <w:r>
+        <w:rPr>
+          <w:rFonts w:cstheme="minorHAnsi" w:hint="cs"/>
+          <w:rtl/>
+          <w:lang w:val="en-GB"/>
+        </w:rPr>
+        <w:t>וכו .</w:t>
+      </w:r>
+      <w:proofErr w:type="gramEnd"/>
     </w:p>
     <w:p>
       <w:pPr>
         <w:pStyle w:val="ListParagraph"/>
         <w:numPr>
           <w:ilvl w:val="0"/>
-          <w:numId w:val="17"/>
+          <w:numId w:val="6"/>
         </w:numPr>
         <w:spacing w:line="256" w:lineRule="auto"/>
         <w:jc w:val="both"/>
@@ -835,24 +795,28 @@
         </w:rPr>
         <w:t xml:space="preserve"> </w:t>
       </w:r>
-      <w:r>
-        <w:rPr>
-          <w:rFonts w:cstheme="minorHAnsi"/>
-        </w:rPr>
-        <w:t>InfoBar</w:t>
-      </w:r>
-      <w:r>
-        <w:rPr>
-          <w:rFonts w:cstheme="minorHAnsi"/>
-        </w:rPr>
-        <w:t>.h</w:t>
-      </w:r>
-      <w:r>
-        <w:rPr>
-          <w:rFonts w:cstheme="minorHAnsi"/>
-        </w:rPr>
-        <w:t>/cpp</w:t>
-      </w:r>
+      <w:proofErr w:type="spellStart"/>
+      <w:r>
+        <w:rPr>
+          <w:rFonts w:cstheme="minorHAnsi"/>
+        </w:rPr>
+        <w:t>InfoBar.h</w:t>
+      </w:r>
+      <w:proofErr w:type="spellEnd"/>
+      <w:r>
+        <w:rPr>
+          <w:rFonts w:cstheme="minorHAnsi"/>
+        </w:rPr>
+        <w:t>/</w:t>
+      </w:r>
+      <w:proofErr w:type="spellStart"/>
+      <w:r>
+        <w:rPr>
+          <w:rFonts w:cstheme="minorHAnsi"/>
+        </w:rPr>
+        <w:t>cpp</w:t>
+      </w:r>
+      <w:proofErr w:type="spellEnd"/>
       <w:r>
         <w:rPr>
           <w:rFonts w:cstheme="minorHAnsi"/>
@@ -891,18 +855,28 @@
           <w:u w:val="single"/>
         </w:rPr>
       </w:pPr>
-      <w:r>
-        <w:rPr>
-          <w:rFonts w:cstheme="minorHAnsi"/>
-        </w:rPr>
-        <w:t>InfoItem</w:t>
-      </w:r>
-      <w:r>
-        <w:rPr>
-          <w:rFonts w:cstheme="minorHAnsi"/>
-        </w:rPr>
-        <w:t>.h/cpp</w:t>
-      </w:r>
+      <w:proofErr w:type="spellStart"/>
+      <w:r>
+        <w:rPr>
+          <w:rFonts w:cstheme="minorHAnsi"/>
+        </w:rPr>
+        <w:t>InfoItem.h</w:t>
+      </w:r>
+      <w:proofErr w:type="spellEnd"/>
+      <w:r>
+        <w:rPr>
+          <w:rFonts w:cstheme="minorHAnsi"/>
+        </w:rPr>
+        <w:t>/</w:t>
+      </w:r>
+      <w:proofErr w:type="spellStart"/>
+      <w:r>
+        <w:rPr>
+          <w:rFonts w:cstheme="minorHAnsi"/>
+        </w:rPr>
+        <w:t>cpp</w:t>
+      </w:r>
+      <w:proofErr w:type="spellEnd"/>
       <w:r>
         <w:rPr>
           <w:rFonts w:cstheme="minorHAnsi" w:hint="cs"/>
@@ -980,6 +954,7 @@
           <w:u w:val="single"/>
         </w:rPr>
       </w:pPr>
+      <w:proofErr w:type="spellStart"/>
       <w:r>
         <w:rPr>
           <w:rFonts w:cstheme="minorHAnsi"/>
@@ -993,6 +968,7 @@
         </w:rPr>
         <w:t>.h</w:t>
       </w:r>
+      <w:proofErr w:type="spellEnd"/>
       <w:r>
         <w:rPr>
           <w:rFonts w:cstheme="minorHAnsi" w:hint="cs"/>
@@ -1012,14 +988,7 @@
           <w:rFonts w:cstheme="minorHAnsi" w:hint="cs"/>
           <w:rtl/>
         </w:rPr>
-        <w:t xml:space="preserve"> </w:t>
-      </w:r>
-      <w:r>
-        <w:rPr>
-          <w:rFonts w:cstheme="minorHAnsi" w:hint="cs"/>
-          <w:rtl/>
-        </w:rPr>
-        <w:t>מחלקה לזריקת חריגה עבור קובץ שלא תקין (לא קיים, לא נפתח).</w:t>
+        <w:t xml:space="preserve"> מחלקה לזריקת חריגה עבור קובץ שלא תקין (לא קיים, לא נפתח).</w:t>
       </w:r>
     </w:p>
     <w:p>
@@ -1037,18 +1006,28 @@
           <w:u w:val="single"/>
         </w:rPr>
       </w:pPr>
-      <w:r>
-        <w:rPr>
-          <w:rFonts w:cstheme="minorHAnsi"/>
-        </w:rPr>
-        <w:t>Menu</w:t>
-      </w:r>
-      <w:r>
-        <w:rPr>
-          <w:rFonts w:cstheme="minorHAnsi"/>
-        </w:rPr>
-        <w:t>.h/cpp</w:t>
-      </w:r>
+      <w:proofErr w:type="spellStart"/>
+      <w:r>
+        <w:rPr>
+          <w:rFonts w:cstheme="minorHAnsi"/>
+        </w:rPr>
+        <w:t>Menu.h</w:t>
+      </w:r>
+      <w:proofErr w:type="spellEnd"/>
+      <w:r>
+        <w:rPr>
+          <w:rFonts w:cstheme="minorHAnsi"/>
+        </w:rPr>
+        <w:t>/</w:t>
+      </w:r>
+      <w:proofErr w:type="spellStart"/>
+      <w:r>
+        <w:rPr>
+          <w:rFonts w:cstheme="minorHAnsi"/>
+        </w:rPr>
+        <w:t>cpp</w:t>
+      </w:r>
+      <w:proofErr w:type="spellEnd"/>
       <w:r>
         <w:rPr>
           <w:rFonts w:cstheme="minorHAnsi" w:hint="cs"/>
@@ -1134,18 +1113,28 @@
           <w:u w:val="single"/>
         </w:rPr>
       </w:pPr>
-      <w:r>
-        <w:rPr>
-          <w:rFonts w:cstheme="minorHAnsi"/>
-        </w:rPr>
-        <w:t>Stick</w:t>
-      </w:r>
-      <w:r>
-        <w:rPr>
-          <w:rFonts w:cstheme="minorHAnsi"/>
-        </w:rPr>
-        <w:t>.h/cpp</w:t>
-      </w:r>
+      <w:proofErr w:type="spellStart"/>
+      <w:r>
+        <w:rPr>
+          <w:rFonts w:cstheme="minorHAnsi"/>
+        </w:rPr>
+        <w:t>Stick.h</w:t>
+      </w:r>
+      <w:proofErr w:type="spellEnd"/>
+      <w:r>
+        <w:rPr>
+          <w:rFonts w:cstheme="minorHAnsi"/>
+        </w:rPr>
+        <w:t>/</w:t>
+      </w:r>
+      <w:proofErr w:type="spellStart"/>
+      <w:r>
+        <w:rPr>
+          <w:rFonts w:cstheme="minorHAnsi"/>
+        </w:rPr>
+        <w:t>cpp</w:t>
+      </w:r>
+      <w:proofErr w:type="spellEnd"/>
       <w:r>
         <w:rPr>
           <w:rFonts w:cstheme="minorHAnsi" w:hint="cs"/>
@@ -1165,14 +1154,7 @@
           <w:rFonts w:cstheme="minorHAnsi" w:hint="cs"/>
           <w:rtl/>
         </w:rPr>
-        <w:t xml:space="preserve"> </w:t>
-      </w:r>
-      <w:r>
-        <w:rPr>
-          <w:rFonts w:cstheme="minorHAnsi" w:hint="cs"/>
-          <w:rtl/>
-        </w:rPr>
-        <w:t>מחלקה המכילה את כל הנתונים אודות הדוקת וא מימושי הפונקציות של מחלקת הדוק.</w:t>
+        <w:t xml:space="preserve"> מחלקה המכילה את כל הנתונים אודות הדוקת וא מימושי הפונקציות של מחלקת הדוק.</w:t>
       </w:r>
     </w:p>
     <w:p>
@@ -1190,6 +1172,7 @@
           <w:u w:val="single"/>
         </w:rPr>
       </w:pPr>
+      <w:proofErr w:type="spellStart"/>
       <w:r>
         <w:rPr>
           <w:rFonts w:cstheme="minorHAnsi"/>
@@ -1201,8 +1184,23 @@
         <w:rPr>
           <w:rFonts w:cstheme="minorHAnsi"/>
         </w:rPr>
-        <w:t>.h/cpp</w:t>
-      </w:r>
+        <w:t>.h</w:t>
+      </w:r>
+      <w:proofErr w:type="spellEnd"/>
+      <w:r>
+        <w:rPr>
+          <w:rFonts w:cstheme="minorHAnsi"/>
+        </w:rPr>
+        <w:t>/</w:t>
+      </w:r>
+      <w:proofErr w:type="spellStart"/>
+      <w:r>
+        <w:rPr>
+          <w:rFonts w:cstheme="minorHAnsi"/>
+        </w:rPr>
+        <w:t>cpp</w:t>
+      </w:r>
+      <w:proofErr w:type="spellEnd"/>
       <w:r>
         <w:rPr>
           <w:rFonts w:cstheme="minorHAnsi" w:hint="cs"/>
@@ -1222,28 +1220,7 @@
           <w:rFonts w:cstheme="minorHAnsi" w:hint="cs"/>
           <w:rtl/>
         </w:rPr>
-        <w:t xml:space="preserve"> </w:t>
-      </w:r>
-      <w:r>
-        <w:rPr>
-          <w:rFonts w:cstheme="minorHAnsi" w:hint="cs"/>
-          <w:rtl/>
-        </w:rPr>
-        <w:t>מ</w:t>
-      </w:r>
-      <w:r>
-        <w:rPr>
-          <w:rFonts w:cstheme="minorHAnsi" w:hint="cs"/>
-          <w:rtl/>
-        </w:rPr>
-        <w:t>חלקה לזריקת חריגה עבור קובץ ש</w:t>
-      </w:r>
-      <w:r>
-        <w:rPr>
-          <w:rFonts w:cstheme="minorHAnsi" w:hint="cs"/>
-          <w:rtl/>
-        </w:rPr>
-        <w:t>בפורמט לא תקין.</w:t>
+        <w:t xml:space="preserve"> מחלקה לזריקת חריגה עבור קובץ שבפורמט לא תקין.</w:t>
       </w:r>
     </w:p>
     <w:p>
@@ -1261,25 +1238,20 @@
           <w:u w:val="single"/>
         </w:rPr>
       </w:pPr>
+      <w:proofErr w:type="spellStart"/>
       <w:r>
         <w:rPr>
           <w:rFonts w:cstheme="minorHAnsi"/>
         </w:rPr>
         <w:t>Macros.h</w:t>
       </w:r>
-      <w:r>
-        <w:rPr>
-          <w:rFonts w:cstheme="minorHAnsi" w:hint="cs"/>
-          <w:rtl/>
-        </w:rPr>
-        <w:t xml:space="preserve">- </w:t>
-      </w:r>
-      <w:r>
-        <w:rPr>
-          <w:rFonts w:cstheme="minorHAnsi" w:hint="cs"/>
-          <w:rtl/>
-        </w:rPr>
-        <w:t>קובץ המכיל קבועים אודות התוכנית.</w:t>
+      <w:proofErr w:type="spellEnd"/>
+      <w:r>
+        <w:rPr>
+          <w:rFonts w:cstheme="minorHAnsi" w:hint="cs"/>
+          <w:rtl/>
+        </w:rPr>
+        <w:t>- קובץ המכיל קבועים אודות התוכנית.</w:t>
       </w:r>
     </w:p>
     <w:p>
@@ -1360,66 +1332,29 @@
         <w:rPr>
           <w:rFonts w:cstheme="minorHAnsi"/>
           <w:rtl/>
-          <w:lang w:val="en-GB"/>
-        </w:rPr>
-      </w:pPr>
-      <w:r>
-        <w:rPr>
-          <w:rFonts w:cstheme="minorHAnsi" w:hint="cs"/>
-          <w:rtl/>
-        </w:rPr>
-        <w:t>קיי</w:t>
-      </w:r>
-      <w:r>
-        <w:rPr>
-          <w:rFonts w:cstheme="minorHAnsi" w:hint="cs"/>
-          <w:rtl/>
-        </w:rPr>
-        <w:t>ם</w:t>
-      </w:r>
-      <w:r>
-        <w:rPr>
-          <w:rFonts w:cstheme="minorHAnsi" w:hint="cs"/>
-          <w:rtl/>
-        </w:rPr>
-        <w:t xml:space="preserve"> ווקטור</w:t>
-      </w:r>
-      <w:r>
-        <w:rPr>
-          <w:rFonts w:cstheme="minorHAnsi" w:hint="cs"/>
-          <w:rtl/>
-        </w:rPr>
-        <w:t xml:space="preserve"> מסוג </w:t>
-      </w:r>
-      <w:r>
-        <w:rPr>
-          <w:rFonts w:cstheme="minorHAnsi"/>
-        </w:rPr>
-        <w:t>Basefield</w:t>
-      </w:r>
-      <w:r>
-        <w:rPr>
-          <w:rFonts w:cstheme="minorHAnsi" w:hint="cs"/>
-          <w:rtl/>
-          <w:lang w:val="en-GB"/>
-        </w:rPr>
-        <w:t xml:space="preserve"> האחראי על החזקת ה</w:t>
-      </w:r>
-      <w:r>
-        <w:rPr>
-          <w:rFonts w:cstheme="minorHAnsi" w:hint="cs"/>
-          <w:rtl/>
-          <w:lang w:val="en-GB"/>
-        </w:rPr>
-        <w:t>שדות השונים</w:t>
-      </w:r>
-      <w:r>
-        <w:rPr>
-          <w:rFonts w:cstheme="minorHAnsi" w:hint="cs"/>
-          <w:rtl/>
-          <w:lang w:val="en-GB"/>
-        </w:rPr>
-        <w:t>.</w:t>
+        </w:rPr>
+      </w:pPr>
+      <w:r>
+        <w:rPr>
+          <w:rFonts w:cstheme="minorHAnsi" w:hint="cs"/>
+          <w:rtl/>
+        </w:rPr>
+        <w:t xml:space="preserve">קיימים ווקטורים מסוגים שונים במחלקת </w:t>
+      </w:r>
+      <w:proofErr w:type="spellStart"/>
+      <w:r>
+        <w:rPr>
+          <w:rFonts w:cstheme="minorHAnsi"/>
+        </w:rPr>
+        <w:t>HandleResources</w:t>
+      </w:r>
+      <w:proofErr w:type="spellEnd"/>
+      <w:r>
+        <w:rPr>
+          <w:rFonts w:cstheme="minorHAnsi" w:hint="cs"/>
+          <w:rtl/>
+        </w:rPr>
+        <w:t xml:space="preserve"> המחזיקים את הסאונדים והטקסטורות .</w:t>
       </w:r>
     </w:p>
     <w:p>
@@ -1434,28 +1369,21 @@
         <w:rPr>
           <w:rFonts w:cstheme="minorHAnsi" w:hint="cs"/>
           <w:rtl/>
-          <w:lang w:val="en-GB"/>
-        </w:rPr>
-        <w:t xml:space="preserve">קיים ווקטור מסוג </w:t>
-      </w:r>
-      <w:r>
-        <w:rPr>
-          <w:rFonts w:cstheme="minorHAnsi" w:hint="cs"/>
-        </w:rPr>
-        <w:t>B</w:t>
-      </w:r>
-      <w:r>
-        <w:rPr>
-          <w:rFonts w:cstheme="minorHAnsi"/>
-        </w:rPr>
-        <w:t xml:space="preserve">aseValidator </w:t>
-      </w:r>
-      <w:r>
-        <w:rPr>
-          <w:rFonts w:cstheme="minorHAnsi" w:hint="cs"/>
-          <w:rtl/>
-        </w:rPr>
-        <w:t xml:space="preserve"> האחראי על החזקת הוולידטורים השונים של כל שדה.</w:t>
+        </w:rPr>
+        <w:t xml:space="preserve">השתמשנו במבני נתונים של </w:t>
+      </w:r>
+      <w:r>
+        <w:rPr>
+          <w:rFonts w:cstheme="minorHAnsi"/>
+        </w:rPr>
+        <w:t>STL</w:t>
+      </w:r>
+      <w:r>
+        <w:rPr>
+          <w:rFonts w:cstheme="minorHAnsi" w:hint="cs"/>
+          <w:rtl/>
+        </w:rPr>
+        <w:t>:</w:t>
       </w:r>
     </w:p>
     <w:p>
@@ -1470,22 +1398,21 @@
         <w:rPr>
           <w:rFonts w:cstheme="minorHAnsi" w:hint="cs"/>
           <w:rtl/>
-          <w:lang w:val="en-GB"/>
-        </w:rPr>
-        <w:t xml:space="preserve">קיים ווקטור מסוג </w:t>
-      </w:r>
-      <w:r>
-        <w:rPr>
-          <w:rFonts w:cstheme="minorHAnsi"/>
-        </w:rPr>
-        <w:t>FormValidators</w:t>
-      </w:r>
-      <w:r>
-        <w:rPr>
-          <w:rFonts w:cstheme="minorHAnsi" w:hint="cs"/>
-          <w:rtl/>
-        </w:rPr>
-        <w:t xml:space="preserve"> האחראי על החזקת הוולידטורים השונים של הטופס.</w:t>
+        </w:rPr>
+        <w:t xml:space="preserve">רשימה המוחזקת ב </w:t>
+      </w:r>
+      <w:r>
+        <w:rPr>
+          <w:rFonts w:cstheme="minorHAnsi"/>
+        </w:rPr>
+        <w:t>Board</w:t>
+      </w:r>
+      <w:r>
+        <w:rPr>
+          <w:rFonts w:cstheme="minorHAnsi" w:hint="cs"/>
+          <w:rtl/>
+        </w:rPr>
+        <w:t xml:space="preserve"> אשר מחזיקה את הדוקים הנמצאים במשחק.  החזקנו גם רשימות עבור כל דוק בהם שמרנו מידע אודות הדוקים אשר חוסמים את הדוק הנוכחי ודוקים אשר הדוק חוסם.</w:t>
       </w:r>
     </w:p>
     <w:p>
@@ -1493,6 +1420,80 @@
         <w:jc w:val="both"/>
         <w:rPr>
           <w:rFonts w:cstheme="minorHAnsi"/>
+          <w:rtl/>
+        </w:rPr>
+      </w:pPr>
+      <w:r>
+        <w:rPr>
+          <w:rFonts w:cstheme="minorHAnsi" w:hint="cs"/>
+          <w:rtl/>
+        </w:rPr>
+        <w:t xml:space="preserve">כמו כן, השתמשנו במבנה הנתונים </w:t>
+      </w:r>
+      <w:r>
+        <w:rPr>
+          <w:rFonts w:cstheme="minorHAnsi"/>
+        </w:rPr>
+        <w:t>Multimap</w:t>
+      </w:r>
+      <w:r>
+        <w:rPr>
+          <w:rFonts w:cstheme="minorHAnsi" w:hint="cs"/>
+          <w:rtl/>
+        </w:rPr>
+        <w:t xml:space="preserve"> אשר נמצא ב  </w:t>
+      </w:r>
+      <w:r>
+        <w:rPr>
+          <w:rFonts w:cstheme="minorHAnsi"/>
+        </w:rPr>
+        <w:t>Board</w:t>
+      </w:r>
+      <w:r>
+        <w:rPr>
+          <w:rFonts w:cstheme="minorHAnsi" w:hint="cs"/>
+          <w:rtl/>
+        </w:rPr>
+        <w:t xml:space="preserve"> ובו אנו שומרים מצביע לדוקים אשר ניתן להרים.</w:t>
+      </w:r>
+      <w:r>
+        <w:rPr>
+          <w:rFonts w:cstheme="minorHAnsi"/>
+          <w:rtl/>
+        </w:rPr>
+        <w:br/>
+      </w:r>
+      <w:r>
+        <w:rPr>
+          <w:rFonts w:cstheme="minorHAnsi" w:hint="cs"/>
+          <w:rtl/>
+        </w:rPr>
+        <w:t>השתמשנו במבנה נתונים זה כיוון שחשוב לנו לדעת את סדר הדוקים אותם ניתן להרים לפי הניקוד עבור כל דוק, זאת כיוון שאנו צריכים את מידע זה עבור כפתור הרמז.</w:t>
+      </w:r>
+    </w:p>
+    <w:p>
+      <w:pPr>
+        <w:jc w:val="both"/>
+        <w:rPr>
+          <w:rFonts w:cstheme="minorHAnsi"/>
+          <w:rtl/>
+        </w:rPr>
+      </w:pPr>
+    </w:p>
+    <w:p>
+      <w:pPr>
+        <w:jc w:val="both"/>
+        <w:rPr>
+          <w:rFonts w:cstheme="minorHAnsi"/>
+          <w:rtl/>
+        </w:rPr>
+      </w:pPr>
+    </w:p>
+    <w:p>
+      <w:pPr>
+        <w:jc w:val="both"/>
+        <w:rPr>
+          <w:rFonts w:cstheme="minorHAnsi"/>
           <w:b/>
           <w:bCs/>
           <w:u w:val="single"/>
@@ -1507,6 +1508,7 @@
           <w:u w:val="single"/>
           <w:rtl/>
         </w:rPr>
+        <w:lastRenderedPageBreak/>
         <w:t>אלגוריתמים הראויים לציון:</w:t>
       </w:r>
     </w:p>
@@ -1554,261 +1556,28 @@
       <w:pPr>
         <w:rPr>
           <w:rFonts w:cstheme="minorHAnsi"/>
-          <w:rtl/>
-        </w:rPr>
-      </w:pPr>
-      <w:r>
-        <w:rPr>
-          <w:rFonts w:cstheme="minorHAnsi" w:hint="cs"/>
-          <w:rtl/>
-        </w:rPr>
-        <w:lastRenderedPageBreak/>
-        <w:t>האינטראקצי</w:t>
-      </w:r>
-      <w:r>
-        <w:rPr>
-          <w:rFonts w:cstheme="minorHAnsi" w:hint="eastAsia"/>
-          <w:rtl/>
-        </w:rPr>
-        <w:t>ה</w:t>
-      </w:r>
-      <w:r>
-        <w:rPr>
-          <w:rFonts w:cstheme="minorHAnsi"/>
-          <w:rtl/>
-        </w:rPr>
-        <w:t xml:space="preserve"> בין האובייקטים שהוזכרו לעיל מוגדרת באופן הבא:</w:t>
-      </w:r>
-      <w:r>
-        <w:rPr>
-          <w:rFonts w:cstheme="minorHAnsi"/>
-          <w:rtl/>
-        </w:rPr>
-        <w:br/>
-      </w:r>
-      <w:r>
-        <w:rPr>
-          <w:rFonts w:cstheme="minorHAnsi" w:hint="cs"/>
-        </w:rPr>
-        <w:t>B</w:t>
-      </w:r>
-      <w:r>
-        <w:rPr>
-          <w:rFonts w:cstheme="minorHAnsi"/>
-        </w:rPr>
-        <w:t>aseField</w:t>
-      </w:r>
-      <w:r>
-        <w:rPr>
-          <w:rFonts w:cstheme="minorHAnsi" w:hint="cs"/>
-          <w:rtl/>
-        </w:rPr>
-        <w:t xml:space="preserve">- מחלקת בסיס ממנה יורשת המחלקה הטמפלטית </w:t>
-      </w:r>
-      <w:r>
-        <w:rPr>
-          <w:rFonts w:cstheme="minorHAnsi" w:hint="cs"/>
-        </w:rPr>
-        <w:t>F</w:t>
-      </w:r>
-      <w:r>
-        <w:rPr>
-          <w:rFonts w:cstheme="minorHAnsi"/>
-        </w:rPr>
-        <w:t>ield</w:t>
-      </w:r>
-      <w:r>
-        <w:rPr>
-          <w:rFonts w:cstheme="minorHAnsi" w:hint="cs"/>
-          <w:rtl/>
-        </w:rPr>
-        <w:t>, ועוזרת לנו להחזיק את כל סוגי השדות שהטופס מחזיק.</w:t>
-      </w:r>
-      <w:r>
-        <w:rPr>
-          <w:rFonts w:cstheme="minorHAnsi"/>
-          <w:rtl/>
-        </w:rPr>
-        <w:br/>
-      </w:r>
-      <w:r>
-        <w:rPr>
-          <w:rFonts w:cstheme="minorHAnsi" w:hint="cs"/>
-        </w:rPr>
-        <w:t>B</w:t>
-      </w:r>
-      <w:r>
-        <w:rPr>
-          <w:rFonts w:cstheme="minorHAnsi"/>
-        </w:rPr>
-        <w:t xml:space="preserve">aseValidator </w:t>
-      </w:r>
-      <w:r>
-        <w:rPr>
-          <w:rFonts w:cstheme="minorHAnsi" w:hint="cs"/>
-          <w:rtl/>
-        </w:rPr>
-        <w:t xml:space="preserve"> - מחלקת בסיס ממנה יורשות המחלקות </w:t>
-      </w:r>
-      <w:r>
-        <w:rPr>
-          <w:rFonts w:cstheme="minorHAnsi"/>
-        </w:rPr>
-        <w:t>RangeValidator</w:t>
-      </w:r>
-      <w:r>
-        <w:rPr>
-          <w:rFonts w:cstheme="minorHAnsi" w:hint="cs"/>
-          <w:rtl/>
-        </w:rPr>
-        <w:t xml:space="preserve">, </w:t>
-      </w:r>
-      <w:r>
-        <w:rPr>
-          <w:rFonts w:cstheme="minorHAnsi"/>
-        </w:rPr>
-        <w:t>RegexValidator</w:t>
-      </w:r>
-      <w:r>
-        <w:rPr>
-          <w:rFonts w:cstheme="minorHAnsi" w:hint="cs"/>
-          <w:rtl/>
-        </w:rPr>
-        <w:t>,</w:t>
-      </w:r>
-      <w:r>
-        <w:rPr>
-          <w:rFonts w:cstheme="minorHAnsi"/>
-        </w:rPr>
-        <w:t xml:space="preserve"> </w:t>
-      </w:r>
-      <w:r>
-        <w:rPr>
-          <w:rFonts w:cstheme="minorHAnsi"/>
-        </w:rPr>
-        <w:t>IdValidator</w:t>
-      </w:r>
-      <w:r>
-        <w:rPr>
-          <w:rFonts w:cstheme="minorHAnsi" w:hint="cs"/>
-          <w:rtl/>
-        </w:rPr>
-        <w:t>.</w:t>
-      </w:r>
-      <w:r>
-        <w:rPr>
-          <w:rFonts w:cstheme="minorHAnsi"/>
-          <w:rtl/>
-        </w:rPr>
-        <w:br/>
-      </w:r>
-      <w:r>
-        <w:rPr>
-          <w:rFonts w:cstheme="minorHAnsi" w:hint="cs"/>
-          <w:rtl/>
-        </w:rPr>
-        <w:t>מחלקה זו עוזרת לנו להחזיק את כל סוגי הוולידטורים שהשדה יכול להחזיק.</w:t>
-      </w:r>
-      <w:r>
-        <w:rPr>
-          <w:rFonts w:cstheme="minorHAnsi"/>
-          <w:rtl/>
-        </w:rPr>
-        <w:br/>
-      </w:r>
-      <w:r>
-        <w:rPr>
-          <w:rFonts w:ascii="Calibri" w:hAnsi="Calibri" w:cs="Calibri"/>
-          <w:color w:val="000000"/>
-        </w:rPr>
-        <w:t>FormValidator</w:t>
-      </w:r>
-      <w:r>
-        <w:rPr>
-          <w:rFonts w:cstheme="minorHAnsi" w:hint="cs"/>
-          <w:rtl/>
-        </w:rPr>
-        <w:t xml:space="preserve"> </w:t>
-      </w:r>
-      <w:r>
-        <w:rPr>
-          <w:rFonts w:cstheme="minorHAnsi"/>
-          <w:rtl/>
-        </w:rPr>
-        <w:t>–</w:t>
-      </w:r>
-      <w:r>
-        <w:rPr>
-          <w:rFonts w:cstheme="minorHAnsi" w:hint="cs"/>
-          <w:rtl/>
-        </w:rPr>
-        <w:t xml:space="preserve"> מחלקת בסיס ממנה יורשות המחלקות </w:t>
-      </w:r>
-      <w:r>
-        <w:rPr>
-          <w:rFonts w:cstheme="minorHAnsi"/>
-        </w:rPr>
-        <w:t>IncomeAndOtherIncomesValidator</w:t>
-      </w:r>
-      <w:r>
-        <w:rPr>
-          <w:rFonts w:cstheme="minorHAnsi" w:hint="cs"/>
-          <w:rtl/>
-        </w:rPr>
-        <w:t xml:space="preserve">, </w:t>
-      </w:r>
-      <w:r>
-        <w:rPr>
-          <w:rFonts w:cstheme="minorHAnsi"/>
-        </w:rPr>
-        <w:t>OtherIncomesAndTaxCreditsValidator</w:t>
-      </w:r>
-      <w:r>
-        <w:rPr>
-          <w:rFonts w:cstheme="minorHAnsi" w:hint="cs"/>
-          <w:rtl/>
-        </w:rPr>
-        <w:t>.</w:t>
-      </w:r>
-      <w:r>
-        <w:rPr>
-          <w:rFonts w:cstheme="minorHAnsi"/>
-          <w:rtl/>
-        </w:rPr>
-        <w:br/>
-      </w:r>
-      <w:r>
-        <w:rPr>
-          <w:rFonts w:cstheme="minorHAnsi" w:hint="cs"/>
-          <w:rtl/>
-        </w:rPr>
-        <w:t>מחלקה זו עוזרת לנו להחזיק את כל סוגי הוולידטורים שהטופס יכול להחזיק.</w:t>
-      </w:r>
-      <w:r>
-        <w:rPr>
-          <w:rFonts w:cstheme="minorHAnsi"/>
-          <w:rtl/>
-        </w:rPr>
-        <w:br/>
-      </w:r>
-      <w:r>
-        <w:rPr>
-          <w:rFonts w:cstheme="minorHAnsi"/>
-          <w:rtl/>
-        </w:rPr>
-        <w:br/>
+        </w:rPr>
+      </w:pPr>
+      <w:r>
+        <w:rPr>
+          <w:rFonts w:cs="Calibri" w:hint="cs"/>
+          <w:rtl/>
+        </w:rPr>
+        <w:t>האינטרקציה בין האובייקטים שהוזכרו לעיל מוגדרת באופן הבא:</w:t>
       </w:r>
     </w:p>
     <w:p>
       <w:pPr>
         <w:rPr>
-          <w:rFonts w:cstheme="minorHAnsi"/>
-          <w:rtl/>
-        </w:rPr>
-      </w:pPr>
-      <w:r>
-        <w:rPr>
-          <w:rFonts w:cstheme="minorHAnsi"/>
+          <w:rFonts w:cs="Calibri"/>
+          <w:u w:val="single"/>
+          <w:rtl/>
+          <w:lang w:val="en-GB"/>
+        </w:rPr>
+      </w:pPr>
+      <w:r>
+        <w:rPr>
+          <w:rFonts w:cs="Calibri" w:hint="cs"/>
           <w:rtl/>
         </w:rPr>
         <w:t>בקובץ ה</w:t>
@@ -1821,57 +1590,301 @@
       </w:r>
       <w:r>
         <w:rPr>
-          <w:rFonts w:cstheme="minorHAnsi"/>
-          <w:rtl/>
-        </w:rPr>
-        <w:t xml:space="preserve"> אנו יוצרים אובייקט</w:t>
-      </w:r>
-      <w:r>
-        <w:rPr>
-          <w:rFonts w:cstheme="minorHAnsi" w:hint="cs"/>
-          <w:rtl/>
-        </w:rPr>
-        <w:t>ים של שדות שונים וולידטורים לשדות השונים ולקובץ .</w:t>
-      </w:r>
-      <w:r>
-        <w:rPr>
-          <w:rFonts w:cstheme="minorHAnsi"/>
+          <w:rFonts w:cs="Calibri" w:hint="cs"/>
+          <w:rtl/>
+        </w:rPr>
+        <w:t xml:space="preserve"> אנו יוצרים אובייקט מסוג</w:t>
+      </w:r>
+      <w:r>
+        <w:rPr>
+          <w:rFonts w:cstheme="minorHAnsi" w:hint="cs"/>
+          <w:rtl/>
+        </w:rPr>
+        <w:t xml:space="preserve"> </w:t>
+      </w:r>
+      <w:r>
+        <w:rPr>
+          <w:rFonts w:cstheme="minorHAnsi"/>
+        </w:rPr>
+        <w:t>menu</w:t>
+      </w:r>
+      <w:r>
+        <w:rPr>
+          <w:rFonts w:cs="Calibri" w:hint="cs"/>
+          <w:rtl/>
+        </w:rPr>
+        <w:t xml:space="preserve"> לאחר מכן אנו מפעילים על אובייקט זה את פונקציית ה</w:t>
+      </w:r>
+      <w:r>
+        <w:rPr>
+          <w:rFonts w:cs="Calibri"/>
+        </w:rPr>
+        <w:t xml:space="preserve">run  </w:t>
+      </w:r>
+      <w:r>
+        <w:rPr>
+          <w:rFonts w:cs="Calibri" w:hint="cs"/>
+          <w:rtl/>
+        </w:rPr>
+        <w:t xml:space="preserve"> שמתחילה את המשחק. בתוך</w:t>
+      </w:r>
+      <w:r>
+        <w:rPr>
+          <w:rFonts w:cs="Calibri"/>
+        </w:rPr>
+        <w:t xml:space="preserve"> </w:t>
+      </w:r>
+      <w:r>
+        <w:rPr>
+          <w:rFonts w:cs="Calibri" w:hint="cs"/>
+          <w:rtl/>
+        </w:rPr>
+        <w:t>פונקצייה זו אנו נותנים למשתמש אפשריות לכמה פעולות:</w:t>
+      </w:r>
+      <w:r>
+        <w:rPr>
+          <w:rFonts w:cs="Calibri"/>
           <w:rtl/>
         </w:rPr>
         <w:br/>
       </w:r>
       <w:r>
         <w:rPr>
-          <w:rFonts w:cstheme="minorHAnsi" w:hint="cs"/>
-          <w:rtl/>
-        </w:rPr>
-        <w:t>עבור כל שדה אנו מעדכנים את הוולידטור הדרוש ולאחר מכן יוצרים</w:t>
-      </w:r>
-      <w:r>
-        <w:rPr>
-          <w:rFonts w:cstheme="minorHAnsi"/>
+          <w:rFonts w:cs="Calibri" w:hint="cs"/>
+          <w:u w:val="single"/>
+          <w:rtl/>
+        </w:rPr>
+        <w:t>תחילת משחק</w:t>
+      </w:r>
+      <w:r>
+        <w:rPr>
+          <w:rFonts w:cs="Calibri" w:hint="cs"/>
+          <w:rtl/>
+        </w:rPr>
+        <w:t xml:space="preserve">- אשר מגדירה אובייקט מסוג </w:t>
+      </w:r>
+      <w:r>
+        <w:rPr>
+          <w:rFonts w:cs="Calibri"/>
+        </w:rPr>
+        <w:t>controller</w:t>
+      </w:r>
+      <w:r>
+        <w:rPr>
+          <w:rFonts w:cs="Calibri" w:hint="cs"/>
+          <w:rtl/>
+        </w:rPr>
+        <w:t xml:space="preserve"> אשר </w:t>
+      </w:r>
+      <w:r>
+        <w:rPr>
+          <w:rFonts w:cs="Calibri" w:hint="cs"/>
+          <w:rtl/>
+          <w:lang w:val="en-GB"/>
+        </w:rPr>
+        <w:t>מעדכן את הממברים שלו תוך התייחסות ליצירת שלב רנדומלי.</w:t>
+      </w:r>
+      <w:r>
+        <w:rPr>
+          <w:rFonts w:cs="Calibri"/>
+          <w:rtl/>
+          <w:lang w:val="en-GB"/>
+        </w:rPr>
+        <w:br/>
+      </w:r>
+      <w:r>
+        <w:rPr>
+          <w:rFonts w:cs="Calibri" w:hint="cs"/>
+          <w:u w:val="single"/>
+          <w:rtl/>
+          <w:lang w:val="en-GB"/>
+        </w:rPr>
+        <w:t>טעינת משחק</w:t>
+      </w:r>
+      <w:r>
+        <w:rPr>
+          <w:rFonts w:cs="Calibri" w:hint="cs"/>
+          <w:rtl/>
+          <w:lang w:val="en-GB"/>
+        </w:rPr>
+        <w:t>-</w:t>
+      </w:r>
+      <w:r>
+        <w:rPr>
+          <w:rFonts w:cs="Calibri" w:hint="cs"/>
           <w:rtl/>
         </w:rPr>
         <w:t xml:space="preserve"> </w:t>
       </w:r>
       <w:r>
         <w:rPr>
-          <w:rFonts w:cstheme="minorHAnsi" w:hint="cs"/>
-          <w:rtl/>
-        </w:rPr>
-        <w:t>קובץ שאליו מוסיפים את השדות שיצרנו ואת הוולידטורים של הקובץ. לאחר מכן מתאפשר מילוי הקובץ ובדיקת תקינותו כנדרש.</w:t>
+          <w:rFonts w:cs="Calibri" w:hint="cs"/>
+          <w:rtl/>
+        </w:rPr>
+        <w:t xml:space="preserve">אשר מגדירה אובייקט מסוג </w:t>
+      </w:r>
+      <w:r>
+        <w:rPr>
+          <w:rFonts w:cs="Calibri"/>
+        </w:rPr>
+        <w:t>controller</w:t>
+      </w:r>
+      <w:r>
+        <w:rPr>
+          <w:rFonts w:cs="Calibri" w:hint="cs"/>
+          <w:rtl/>
+        </w:rPr>
+        <w:t xml:space="preserve"> אשר </w:t>
+      </w:r>
+      <w:r>
+        <w:rPr>
+          <w:rFonts w:cs="Calibri" w:hint="cs"/>
+          <w:rtl/>
+          <w:lang w:val="en-GB"/>
+        </w:rPr>
+        <w:t>מעדכן את הממברים שלו תוך התייחסות לטעינת שלב מקובץ קיים ושליחת חריגה במקרה הצורך אשר פותחת לנו חלון עם מידע על החריגה וחזרה לתפריט.</w:t>
+      </w:r>
+      <w:r>
+        <w:rPr>
+          <w:rFonts w:cs="Calibri"/>
+          <w:rtl/>
+          <w:lang w:val="en-GB"/>
+        </w:rPr>
+        <w:br/>
+      </w:r>
+      <w:r>
+        <w:rPr>
+          <w:rFonts w:cs="Calibri" w:hint="cs"/>
+          <w:u w:val="single"/>
+          <w:rtl/>
+          <w:lang w:val="en-GB"/>
+        </w:rPr>
+        <w:t>כללי המשחק</w:t>
+      </w:r>
+      <w:r>
+        <w:rPr>
+          <w:rFonts w:cs="Calibri" w:hint="cs"/>
+          <w:rtl/>
+          <w:lang w:val="en-GB"/>
+        </w:rPr>
+        <w:t>- אשר פותחת חלון המסביר על הוראות המשחק.</w:t>
+      </w:r>
+      <w:r>
+        <w:rPr>
+          <w:rFonts w:cs="Calibri"/>
+          <w:rtl/>
+          <w:lang w:val="en-GB"/>
+        </w:rPr>
+        <w:br/>
+      </w:r>
+      <w:r>
+        <w:rPr>
+          <w:rFonts w:cs="Calibri" w:hint="cs"/>
+          <w:u w:val="single"/>
+          <w:rtl/>
+          <w:lang w:val="en-GB"/>
+        </w:rPr>
+        <w:t>יציאה</w:t>
+      </w:r>
+      <w:r>
+        <w:rPr>
+          <w:rFonts w:cs="Calibri" w:hint="cs"/>
+          <w:u w:val="single"/>
+          <w:rtl/>
+          <w:lang w:val="en-GB"/>
+        </w:rPr>
+        <w:t>.</w:t>
       </w:r>
     </w:p>
     <w:p>
       <w:pPr>
         <w:rPr>
-          <w:rFonts w:cstheme="minorHAnsi"/>
-          <w:rtl/>
-        </w:rPr>
-      </w:pPr>
+          <w:rFonts w:cs="Calibri" w:hint="cs"/>
+          <w:rtl/>
+          <w:lang w:val="en-GB"/>
+        </w:rPr>
+      </w:pPr>
+      <w:r>
+        <w:rPr>
+          <w:rFonts w:cs="Calibri" w:hint="cs"/>
+          <w:rtl/>
+        </w:rPr>
+        <w:t xml:space="preserve">לאחר הגדרת אובייקט מסוג </w:t>
+      </w:r>
+      <w:r>
+        <w:rPr>
+          <w:rFonts w:cs="Calibri"/>
+        </w:rPr>
+        <w:t>controller</w:t>
+      </w:r>
+      <w:r>
+        <w:rPr>
+          <w:rFonts w:cs="Calibri" w:hint="cs"/>
+          <w:rtl/>
+        </w:rPr>
+        <w:t xml:space="preserve"> כפי שתואר, אנו קוראים לפונקצית </w:t>
+      </w:r>
+      <w:r>
+        <w:rPr>
+          <w:rFonts w:cstheme="minorHAnsi"/>
+        </w:rPr>
+        <w:t>run</w:t>
+      </w:r>
+      <w:r>
+        <w:rPr>
+          <w:rFonts w:cstheme="minorHAnsi" w:hint="cs"/>
+          <w:rtl/>
+        </w:rPr>
+        <w:t xml:space="preserve"> בה נפתח המשחק, ולצידו סרגל הכלים שם נמצא מידע אודות המשחק.</w:t>
+      </w:r>
+      <w:r>
+        <w:rPr>
+          <w:rFonts w:cs="Calibri" w:hint="cs"/>
+          <w:rtl/>
+          <w:lang w:val="en-GB"/>
+        </w:rPr>
+        <w:t xml:space="preserve"> </w:t>
+      </w:r>
+      <w:r>
+        <w:rPr>
+          <w:rFonts w:cstheme="minorHAnsi" w:hint="cs"/>
+          <w:rtl/>
+          <w:lang w:val="en-GB"/>
+        </w:rPr>
+        <w:t>בפונקצית ה</w:t>
+      </w:r>
+      <w:r>
+        <w:rPr>
+          <w:rFonts w:cstheme="minorHAnsi"/>
+        </w:rPr>
+        <w:t>run</w:t>
+      </w:r>
+      <w:r>
+        <w:rPr>
+          <w:rFonts w:cstheme="minorHAnsi"/>
+          <w:lang w:val="en-GB"/>
+        </w:rPr>
+        <w:t xml:space="preserve"> </w:t>
+      </w:r>
+      <w:r>
+        <w:rPr>
+          <w:rFonts w:cstheme="minorHAnsi" w:hint="cs"/>
+          <w:rtl/>
+          <w:lang w:val="en-GB"/>
+        </w:rPr>
+        <w:t xml:space="preserve"> יש קריאות למחלקות שנות המשלימות את תפקודו.</w:t>
+      </w:r>
     </w:p>
     <w:p>
       <w:pPr>
+        <w:rPr>
+          <w:rFonts w:cstheme="minorHAnsi"/>
+          <w:rtl/>
+        </w:rPr>
+      </w:pPr>
+    </w:p>
+    <w:p>
+      <w:pPr>
         <w:jc w:val="both"/>
         <w:rPr>
           <w:rFonts w:cstheme="minorHAnsi"/>
@@ -1930,75 +1943,49 @@
       <w:pPr>
         <w:jc w:val="both"/>
         <w:rPr>
-          <w:rFonts w:cs="Calibri"/>
-          <w:rtl/>
-        </w:rPr>
-      </w:pPr>
-      <w:r>
-        <w:rPr>
-          <w:rFonts w:cs="Calibri"/>
-          <w:rtl/>
-        </w:rPr>
-        <w:t>לא נדרש</w:t>
-      </w:r>
-      <w:r>
-        <w:rPr>
-          <w:rFonts w:cs="Calibri" w:hint="cs"/>
-          <w:rtl/>
-        </w:rPr>
-        <w:t xml:space="preserve">נו </w:t>
-      </w:r>
-      <w:r>
-        <w:rPr>
-          <w:rFonts w:cs="Calibri"/>
-          <w:rtl/>
-        </w:rPr>
-        <w:t>להתמודד עם קלט לא תקין כאשר המשתמש מכניס טקסט במקום מספרים</w:t>
-      </w:r>
-      <w:r>
-        <w:rPr>
-          <w:rFonts w:cs="Calibri" w:hint="cs"/>
-          <w:rtl/>
-        </w:rPr>
-        <w:t>.</w:t>
+          <w:rFonts w:cstheme="minorHAnsi"/>
+          <w:rtl/>
+        </w:rPr>
+      </w:pPr>
+      <w:r>
+        <w:rPr>
+          <w:rFonts w:cstheme="minorHAnsi" w:hint="cs"/>
+          <w:rtl/>
+        </w:rPr>
+        <w:t xml:space="preserve">במחלקות ה </w:t>
+      </w:r>
+      <w:r>
+        <w:rPr>
+          <w:rFonts w:cstheme="minorHAnsi"/>
+          <w:color w:val="000000"/>
+        </w:rPr>
+        <w:t>Exception</w:t>
+      </w:r>
+      <w:r>
+        <w:rPr>
+          <w:rFonts w:cstheme="minorHAnsi"/>
+          <w:color w:val="000000"/>
+        </w:rPr>
+        <w:t>s</w:t>
+      </w:r>
+      <w:r>
+        <w:rPr>
+          <w:rFonts w:cstheme="minorHAnsi" w:hint="cs"/>
+          <w:color w:val="000000"/>
+          <w:rtl/>
+        </w:rPr>
+        <w:t xml:space="preserve"> שבינינו החלטנו לא </w:t>
       </w:r>
     </w:p>
     <w:p>
       <w:pPr>
         <w:jc w:val="both"/>
         <w:rPr>
-          <w:rFonts w:cstheme="minorHAnsi"/>
-        </w:rPr>
-      </w:pPr>
-      <w:r>
-        <w:rPr>
-          <w:rFonts w:cs="Calibri"/>
-          <w:rtl/>
-        </w:rPr>
-        <w:t>לא נדרש</w:t>
-      </w:r>
-      <w:r>
-        <w:rPr>
-          <w:rFonts w:cs="Calibri" w:hint="cs"/>
-          <w:rtl/>
-        </w:rPr>
-        <w:t xml:space="preserve">נו </w:t>
-      </w:r>
-      <w:r>
-        <w:rPr>
-          <w:rFonts w:cs="Calibri"/>
-          <w:rtl/>
-        </w:rPr>
-        <w:t>לאפשר להכניס רווחים בשם או בכתובת, שניהם מוגדרים כקלטים ללא רווחים</w:t>
-      </w:r>
-      <w:r>
-        <w:rPr>
-          <w:rFonts w:cs="Calibri" w:hint="cs"/>
-          <w:rtl/>
-        </w:rPr>
-        <w:t>.</w:t>
-      </w:r>
+          <w:rFonts w:cstheme="minorHAnsi" w:hint="cs"/>
+        </w:rPr>
+      </w:pPr>
     </w:p>
+    <w:p/>
     <w:sectPr>
       <w:pgSz w:w="11906" w:h="16838"/>
       <w:pgMar w:top="1440" w:right="1440" w:bottom="1440" w:left="1440" w:header="708" w:footer="708" w:gutter="0"/>
@@ -3698,15 +3685,6 @@
   </w:num>
   <w:num w:numId="17" w16cid:durableId="1469275065">
     <w:abstractNumId w:val="15"/>
-    <w:lvlOverride w:ilvl="0"/>
-    <w:lvlOverride w:ilvl="1"/>
-    <w:lvlOverride w:ilvl="2"/>
-    <w:lvlOverride w:ilvl="3"/>
-    <w:lvlOverride w:ilvl="4"/>
-    <w:lvlOverride w:ilvl="5"/>
-    <w:lvlOverride w:ilvl="6"/>
-    <w:lvlOverride w:ilvl="7"/>
-    <w:lvlOverride w:ilvl="8"/>
   </w:num>
 </w:numbering>
 </file>

--- a/README.docx
+++ b/README.docx
@@ -455,28 +455,12 @@
           <w:u w:val="single"/>
         </w:rPr>
       </w:pPr>
-      <w:proofErr w:type="spellStart"/>
-      <w:r>
-        <w:rPr>
-          <w:rFonts w:cstheme="minorHAnsi"/>
-        </w:rPr>
-        <w:t>Board.h</w:t>
-      </w:r>
-      <w:proofErr w:type="spellEnd"/>
-      <w:r>
-        <w:rPr>
-          <w:rFonts w:cstheme="minorHAnsi"/>
-        </w:rPr>
-        <w:t>/</w:t>
-      </w:r>
-      <w:proofErr w:type="spellStart"/>
-      <w:r>
-        <w:rPr>
-          <w:rFonts w:cstheme="minorHAnsi"/>
-        </w:rPr>
-        <w:t>cpp</w:t>
-      </w:r>
-      <w:proofErr w:type="spellEnd"/>
+      <w:r>
+        <w:rPr>
+          <w:rFonts w:cstheme="minorHAnsi"/>
+        </w:rPr>
+        <w:t>Board.h/cpp</w:t>
+      </w:r>
       <w:r>
         <w:rPr>
           <w:rFonts w:cstheme="minorHAnsi" w:hint="cs"/>
@@ -525,28 +509,12 @@
           <w:u w:val="single"/>
         </w:rPr>
       </w:pPr>
-      <w:proofErr w:type="spellStart"/>
-      <w:r>
-        <w:rPr>
-          <w:rFonts w:cstheme="minorHAnsi"/>
-        </w:rPr>
-        <w:t>Clock.h</w:t>
-      </w:r>
-      <w:proofErr w:type="spellEnd"/>
-      <w:r>
-        <w:rPr>
-          <w:rFonts w:cstheme="minorHAnsi"/>
-        </w:rPr>
-        <w:t>/</w:t>
-      </w:r>
-      <w:proofErr w:type="spellStart"/>
-      <w:r>
-        <w:rPr>
-          <w:rFonts w:cstheme="minorHAnsi"/>
-        </w:rPr>
-        <w:t>cpp</w:t>
-      </w:r>
-      <w:proofErr w:type="spellEnd"/>
+      <w:r>
+        <w:rPr>
+          <w:rFonts w:cstheme="minorHAnsi"/>
+        </w:rPr>
+        <w:t>Clock.h/cpp</w:t>
+      </w:r>
       <w:r>
         <w:rPr>
           <w:rFonts w:cstheme="minorHAnsi" w:hint="cs"/>
@@ -597,73 +565,35 @@
         <w:rPr>
           <w:rFonts w:cstheme="minorHAnsi"/>
         </w:rPr>
+        <w:t xml:space="preserve"> Controller.h/cpp</w:t>
+      </w:r>
+      <w:r>
+        <w:rPr>
+          <w:rFonts w:cstheme="minorHAnsi"/>
+          <w:rtl/>
+        </w:rPr>
+        <w:t>–</w:t>
+      </w:r>
+      <w:r>
+        <w:rPr>
+          <w:rFonts w:cstheme="minorHAnsi" w:hint="cs"/>
+          <w:rtl/>
+        </w:rPr>
         <w:t xml:space="preserve"> </w:t>
       </w:r>
-      <w:proofErr w:type="spellStart"/>
-      <w:r>
-        <w:rPr>
-          <w:rFonts w:cstheme="minorHAnsi"/>
-        </w:rPr>
-        <w:t>Controller.h</w:t>
-      </w:r>
-      <w:proofErr w:type="spellEnd"/>
-      <w:r>
-        <w:rPr>
-          <w:rFonts w:cstheme="minorHAnsi"/>
-        </w:rPr>
-        <w:t>/</w:t>
-      </w:r>
-      <w:proofErr w:type="spellStart"/>
-      <w:r>
-        <w:rPr>
-          <w:rFonts w:cstheme="minorHAnsi"/>
-        </w:rPr>
-        <w:t>cpp</w:t>
-      </w:r>
-      <w:proofErr w:type="spellEnd"/>
-      <w:r>
-        <w:rPr>
-          <w:rFonts w:cstheme="minorHAnsi"/>
-          <w:rtl/>
-        </w:rPr>
-        <w:t>–</w:t>
-      </w:r>
-      <w:r>
-        <w:rPr>
-          <w:rFonts w:cstheme="minorHAnsi" w:hint="cs"/>
-          <w:rtl/>
-        </w:rPr>
-        <w:t xml:space="preserve"> </w:t>
-      </w:r>
       <w:r>
         <w:rPr>
           <w:rFonts w:cstheme="minorHAnsi" w:hint="cs"/>
           <w:rtl/>
           <w:lang w:val="en-GB"/>
         </w:rPr>
-        <w:t xml:space="preserve">המחלקה של מנהל המשחק שמחזיק את לוח השלב, שעון </w:t>
-      </w:r>
-      <w:proofErr w:type="gramStart"/>
-      <w:r>
-        <w:rPr>
-          <w:rFonts w:cstheme="minorHAnsi" w:hint="cs"/>
-          <w:rtl/>
-          <w:lang w:val="en-GB"/>
-        </w:rPr>
-        <w:t>המשחק,</w:t>
-      </w:r>
-      <w:r>
-        <w:rPr>
-          <w:rFonts w:cstheme="minorHAnsi"/>
-        </w:rPr>
-        <w:t>InfoBar</w:t>
-      </w:r>
-      <w:proofErr w:type="gramEnd"/>
-      <w:r>
-        <w:rPr>
-          <w:rFonts w:cstheme="minorHAnsi"/>
-        </w:rPr>
-        <w:t xml:space="preserve"> </w:t>
+        <w:t>המחלקה של מנהל המשחק שמחזיק את לוח השלב, שעון המשחק,</w:t>
+      </w:r>
+      <w:r>
+        <w:rPr>
+          <w:rFonts w:cstheme="minorHAnsi"/>
+        </w:rPr>
+        <w:t xml:space="preserve">InfoBar </w:t>
       </w:r>
       <w:r>
         <w:rPr>
@@ -697,28 +627,12 @@
           <w:u w:val="single"/>
         </w:rPr>
       </w:pPr>
-      <w:proofErr w:type="spellStart"/>
-      <w:r>
-        <w:rPr>
-          <w:rFonts w:cstheme="minorHAnsi"/>
-        </w:rPr>
-        <w:t>HandleResources.h</w:t>
-      </w:r>
-      <w:proofErr w:type="spellEnd"/>
-      <w:r>
-        <w:rPr>
-          <w:rFonts w:cstheme="minorHAnsi"/>
-        </w:rPr>
-        <w:t>/</w:t>
-      </w:r>
-      <w:proofErr w:type="spellStart"/>
-      <w:r>
-        <w:rPr>
-          <w:rFonts w:cstheme="minorHAnsi"/>
-        </w:rPr>
-        <w:t>cpp</w:t>
-      </w:r>
-      <w:proofErr w:type="spellEnd"/>
+      <w:r>
+        <w:rPr>
+          <w:rFonts w:cstheme="minorHAnsi"/>
+        </w:rPr>
+        <w:t>HandleResources.h/cpp</w:t>
+      </w:r>
       <w:r>
         <w:rPr>
           <w:rFonts w:cstheme="minorHAnsi" w:hint="cs"/>
@@ -760,18 +674,8 @@
           <w:rtl/>
           <w:lang w:val="en-GB"/>
         </w:rPr>
-        <w:t xml:space="preserve">, משמשת לצורך טעינת הטקסטורות, הסאונדים </w:t>
-      </w:r>
-      <w:proofErr w:type="gramStart"/>
-      <w:r>
-        <w:rPr>
-          <w:rFonts w:cstheme="minorHAnsi" w:hint="cs"/>
-          <w:rtl/>
-          <w:lang w:val="en-GB"/>
-        </w:rPr>
-        <w:t>וכו .</w:t>
-      </w:r>
-      <w:proofErr w:type="gramEnd"/>
+        <w:t>, משמשת לצורך טעינת הטקסטורות, הסאונדים וכו .</w:t>
+      </w:r>
     </w:p>
     <w:p>
       <w:pPr>
@@ -793,30 +697,8 @@
         <w:rPr>
           <w:rFonts w:cstheme="minorHAnsi"/>
         </w:rPr>
-        <w:t xml:space="preserve"> </w:t>
-      </w:r>
-      <w:proofErr w:type="spellStart"/>
-      <w:r>
-        <w:rPr>
-          <w:rFonts w:cstheme="minorHAnsi"/>
-        </w:rPr>
-        <w:t>InfoBar.h</w:t>
-      </w:r>
-      <w:proofErr w:type="spellEnd"/>
-      <w:r>
-        <w:rPr>
-          <w:rFonts w:cstheme="minorHAnsi"/>
-        </w:rPr>
-        <w:t>/</w:t>
-      </w:r>
-      <w:proofErr w:type="spellStart"/>
-      <w:r>
-        <w:rPr>
-          <w:rFonts w:cstheme="minorHAnsi"/>
-        </w:rPr>
-        <w:t>cpp</w:t>
-      </w:r>
-      <w:proofErr w:type="spellEnd"/>
+        <w:t xml:space="preserve"> InfoBar.h/cpp</w:t>
+      </w:r>
       <w:r>
         <w:rPr>
           <w:rFonts w:cstheme="minorHAnsi"/>
@@ -855,28 +737,12 @@
           <w:u w:val="single"/>
         </w:rPr>
       </w:pPr>
-      <w:proofErr w:type="spellStart"/>
-      <w:r>
-        <w:rPr>
-          <w:rFonts w:cstheme="minorHAnsi"/>
-        </w:rPr>
-        <w:t>InfoItem.h</w:t>
-      </w:r>
-      <w:proofErr w:type="spellEnd"/>
-      <w:r>
-        <w:rPr>
-          <w:rFonts w:cstheme="minorHAnsi"/>
-        </w:rPr>
-        <w:t>/</w:t>
-      </w:r>
-      <w:proofErr w:type="spellStart"/>
-      <w:r>
-        <w:rPr>
-          <w:rFonts w:cstheme="minorHAnsi"/>
-        </w:rPr>
-        <w:t>cpp</w:t>
-      </w:r>
-      <w:proofErr w:type="spellEnd"/>
+      <w:r>
+        <w:rPr>
+          <w:rFonts w:cstheme="minorHAnsi"/>
+        </w:rPr>
+        <w:t>InfoItem.h/cpp</w:t>
+      </w:r>
       <w:r>
         <w:rPr>
           <w:rFonts w:cstheme="minorHAnsi" w:hint="cs"/>
@@ -954,7 +820,6 @@
           <w:u w:val="single"/>
         </w:rPr>
       </w:pPr>
-      <w:proofErr w:type="spellStart"/>
       <w:r>
         <w:rPr>
           <w:rFonts w:cstheme="minorHAnsi"/>
@@ -968,7 +833,6 @@
         </w:rPr>
         <w:t>.h</w:t>
       </w:r>
-      <w:proofErr w:type="spellEnd"/>
       <w:r>
         <w:rPr>
           <w:rFonts w:cstheme="minorHAnsi" w:hint="cs"/>
@@ -1006,28 +870,12 @@
           <w:u w:val="single"/>
         </w:rPr>
       </w:pPr>
-      <w:proofErr w:type="spellStart"/>
-      <w:r>
-        <w:rPr>
-          <w:rFonts w:cstheme="minorHAnsi"/>
-        </w:rPr>
-        <w:t>Menu.h</w:t>
-      </w:r>
-      <w:proofErr w:type="spellEnd"/>
-      <w:r>
-        <w:rPr>
-          <w:rFonts w:cstheme="minorHAnsi"/>
-        </w:rPr>
-        <w:t>/</w:t>
-      </w:r>
-      <w:proofErr w:type="spellStart"/>
-      <w:r>
-        <w:rPr>
-          <w:rFonts w:cstheme="minorHAnsi"/>
-        </w:rPr>
-        <w:t>cpp</w:t>
-      </w:r>
-      <w:proofErr w:type="spellEnd"/>
+      <w:r>
+        <w:rPr>
+          <w:rFonts w:cstheme="minorHAnsi"/>
+        </w:rPr>
+        <w:t>Menu.h/cpp</w:t>
+      </w:r>
       <w:r>
         <w:rPr>
           <w:rFonts w:cstheme="minorHAnsi" w:hint="cs"/>
@@ -1113,28 +961,12 @@
           <w:u w:val="single"/>
         </w:rPr>
       </w:pPr>
-      <w:proofErr w:type="spellStart"/>
-      <w:r>
-        <w:rPr>
-          <w:rFonts w:cstheme="minorHAnsi"/>
-        </w:rPr>
-        <w:t>Stick.h</w:t>
-      </w:r>
-      <w:proofErr w:type="spellEnd"/>
-      <w:r>
-        <w:rPr>
-          <w:rFonts w:cstheme="minorHAnsi"/>
-        </w:rPr>
-        <w:t>/</w:t>
-      </w:r>
-      <w:proofErr w:type="spellStart"/>
-      <w:r>
-        <w:rPr>
-          <w:rFonts w:cstheme="minorHAnsi"/>
-        </w:rPr>
-        <w:t>cpp</w:t>
-      </w:r>
-      <w:proofErr w:type="spellEnd"/>
+      <w:r>
+        <w:rPr>
+          <w:rFonts w:cstheme="minorHAnsi"/>
+        </w:rPr>
+        <w:t>Stick.h/cpp</w:t>
+      </w:r>
       <w:r>
         <w:rPr>
           <w:rFonts w:cstheme="minorHAnsi" w:hint="cs"/>
@@ -1154,7 +986,21 @@
           <w:rFonts w:cstheme="minorHAnsi" w:hint="cs"/>
           <w:rtl/>
         </w:rPr>
-        <w:t xml:space="preserve"> מחלקה המכילה את כל הנתונים אודות הדוקת וא מימושי הפונקציות של מחלקת הדוק.</w:t>
+        <w:t xml:space="preserve"> מחלקה המכילה את כל הנתונים אודות הדוק וא</w:t>
+      </w:r>
+      <w:r>
+        <w:rPr>
+          <w:rFonts w:cstheme="minorHAnsi" w:hint="cs"/>
+          <w:rtl/>
+        </w:rPr>
+        <w:t>ת</w:t>
+      </w:r>
+      <w:r>
+        <w:rPr>
+          <w:rFonts w:cstheme="minorHAnsi" w:hint="cs"/>
+          <w:rtl/>
+        </w:rPr>
+        <w:t xml:space="preserve"> מימושי הפונקציות של מחלקת הדוק.</w:t>
       </w:r>
     </w:p>
     <w:p>
@@ -1172,7 +1018,6 @@
           <w:u w:val="single"/>
         </w:rPr>
       </w:pPr>
-      <w:proofErr w:type="spellStart"/>
       <w:r>
         <w:rPr>
           <w:rFonts w:cstheme="minorHAnsi"/>
@@ -1184,23 +1029,8 @@
         <w:rPr>
           <w:rFonts w:cstheme="minorHAnsi"/>
         </w:rPr>
-        <w:t>.h</w:t>
-      </w:r>
-      <w:proofErr w:type="spellEnd"/>
-      <w:r>
-        <w:rPr>
-          <w:rFonts w:cstheme="minorHAnsi"/>
-        </w:rPr>
-        <w:t>/</w:t>
-      </w:r>
-      <w:proofErr w:type="spellStart"/>
-      <w:r>
-        <w:rPr>
-          <w:rFonts w:cstheme="minorHAnsi"/>
-        </w:rPr>
-        <w:t>cpp</w:t>
-      </w:r>
-      <w:proofErr w:type="spellEnd"/>
+        <w:t>.h/cpp</w:t>
+      </w:r>
       <w:r>
         <w:rPr>
           <w:rFonts w:cstheme="minorHAnsi" w:hint="cs"/>
@@ -1238,14 +1068,12 @@
           <w:u w:val="single"/>
         </w:rPr>
       </w:pPr>
-      <w:proofErr w:type="spellStart"/>
       <w:r>
         <w:rPr>
           <w:rFonts w:cstheme="minorHAnsi"/>
         </w:rPr>
         <w:t>Macros.h</w:t>
       </w:r>
-      <w:proofErr w:type="spellEnd"/>
       <w:r>
         <w:rPr>
           <w:rFonts w:cstheme="minorHAnsi" w:hint="cs"/>
@@ -1341,14 +1169,12 @@
         </w:rPr>
         <w:t xml:space="preserve">קיימים ווקטורים מסוגים שונים במחלקת </w:t>
       </w:r>
-      <w:proofErr w:type="spellStart"/>
       <w:r>
         <w:rPr>
           <w:rFonts w:cstheme="minorHAnsi"/>
         </w:rPr>
         <w:t>HandleResources</w:t>
       </w:r>
-      <w:proofErr w:type="spellEnd"/>
       <w:r>
         <w:rPr>
           <w:rFonts w:cstheme="minorHAnsi" w:hint="cs"/>
@@ -1799,7 +1625,7 @@
     <w:p>
       <w:pPr>
         <w:rPr>
-          <w:rFonts w:cs="Calibri" w:hint="cs"/>
+          <w:rFonts w:cs="Calibri"/>
           <w:rtl/>
           <w:lang w:val="en-GB"/>
         </w:rPr>
@@ -1891,7 +1717,6 @@
           <w:b/>
           <w:bCs/>
           <w:u w:val="single"/>
-          <w:rtl/>
         </w:rPr>
       </w:pPr>
       <w:r>
@@ -1909,6 +1734,22 @@
       <w:pPr>
         <w:jc w:val="both"/>
         <w:rPr>
+          <w:rFonts w:cstheme="minorHAnsi" w:hint="cs"/>
+          <w:rtl/>
+        </w:rPr>
+      </w:pPr>
+      <w:r>
+        <w:rPr>
+          <w:rFonts w:cstheme="minorHAnsi" w:hint="cs"/>
+          <w:rtl/>
+        </w:rPr>
+        <w:t>ייתכן ושני דוקים יקראו חסומים על אף שבציור זה לא נראה כך, כיון שמדובר בחפיפה של המלבנים החוסמים.</w:t>
+      </w:r>
+    </w:p>
+    <w:p>
+      <w:pPr>
+        <w:jc w:val="both"/>
+        <w:rPr>
           <w:rFonts w:cstheme="minorHAnsi"/>
           <w:b/>
           <w:bCs/>
@@ -1952,6 +1793,361 @@
           <w:rFonts w:cstheme="minorHAnsi" w:hint="cs"/>
           <w:rtl/>
         </w:rPr>
+        <w:t>פורמט שמירת השלב בקובץ : "</w:t>
+      </w:r>
+      <w:r>
+        <w:rPr>
+          <w:rFonts w:cstheme="minorHAnsi"/>
+        </w:rPr>
+        <w:t>level.txt</w:t>
+      </w:r>
+      <w:r>
+        <w:rPr>
+          <w:rFonts w:cstheme="minorHAnsi" w:hint="cs"/>
+          <w:rtl/>
+        </w:rPr>
+        <w:t>"</w:t>
+      </w:r>
+    </w:p>
+    <w:p>
+      <w:pPr>
+        <w:jc w:val="both"/>
+        <w:rPr>
+          <w:rFonts w:cstheme="minorHAnsi"/>
+        </w:rPr>
+      </w:pPr>
+      <w:r>
+        <w:rPr>
+          <w:rFonts w:cstheme="minorHAnsi" w:hint="cs"/>
+          <w:rtl/>
+        </w:rPr>
+        <w:t>שורה ראשונה מכילה את הזמן</w:t>
+      </w:r>
+      <w:r>
+        <w:rPr>
+          <w:rFonts w:cstheme="minorHAnsi" w:hint="cs"/>
+          <w:rtl/>
+        </w:rPr>
+        <w:t>(</w:t>
+      </w:r>
+      <w:r>
+        <w:rPr>
+          <w:rFonts w:cstheme="minorHAnsi"/>
+        </w:rPr>
+        <w:t>float</w:t>
+      </w:r>
+      <w:r>
+        <w:rPr>
+          <w:rFonts w:cstheme="minorHAnsi" w:hint="cs"/>
+          <w:rtl/>
+        </w:rPr>
+        <w:t>)</w:t>
+      </w:r>
+      <w:r>
+        <w:rPr>
+          <w:rFonts w:cstheme="minorHAnsi" w:hint="cs"/>
+          <w:rtl/>
+        </w:rPr>
+        <w:t xml:space="preserve"> שהוא גדול מ0 וקטן מ 181</w:t>
+      </w:r>
+      <w:r>
+        <w:rPr>
+          <w:rFonts w:cstheme="minorHAnsi" w:hint="cs"/>
+          <w:rtl/>
+        </w:rPr>
+        <w:t>, ניקוד</w:t>
+      </w:r>
+      <w:r>
+        <w:rPr>
+          <w:rFonts w:cstheme="minorHAnsi" w:hint="cs"/>
+          <w:rtl/>
+        </w:rPr>
+        <w:t>(</w:t>
+      </w:r>
+      <w:r>
+        <w:rPr>
+          <w:rFonts w:cstheme="minorHAnsi"/>
+        </w:rPr>
+        <w:t>int</w:t>
+      </w:r>
+      <w:r>
+        <w:rPr>
+          <w:rFonts w:cstheme="minorHAnsi" w:hint="cs"/>
+          <w:rtl/>
+        </w:rPr>
+        <w:t>)</w:t>
+      </w:r>
+      <w:r>
+        <w:rPr>
+          <w:rFonts w:cstheme="minorHAnsi" w:hint="cs"/>
+          <w:rtl/>
+        </w:rPr>
+        <w:t>,</w:t>
+      </w:r>
+      <w:r>
+        <w:rPr>
+          <w:rFonts w:cstheme="minorHAnsi" w:hint="cs"/>
+          <w:rtl/>
+        </w:rPr>
+        <w:t xml:space="preserve"> כמות הדוקים שהורמו</w:t>
+      </w:r>
+      <w:r>
+        <w:rPr>
+          <w:rFonts w:cstheme="minorHAnsi" w:hint="cs"/>
+          <w:rtl/>
+        </w:rPr>
+        <w:t xml:space="preserve"> </w:t>
+      </w:r>
+      <w:r>
+        <w:rPr>
+          <w:rFonts w:cstheme="minorHAnsi" w:hint="cs"/>
+          <w:rtl/>
+        </w:rPr>
+        <w:t>(</w:t>
+      </w:r>
+      <w:r>
+        <w:rPr>
+          <w:rFonts w:cstheme="minorHAnsi"/>
+        </w:rPr>
+        <w:t>int</w:t>
+      </w:r>
+      <w:r>
+        <w:rPr>
+          <w:rFonts w:cstheme="minorHAnsi" w:hint="cs"/>
+          <w:rtl/>
+        </w:rPr>
+        <w:t>)</w:t>
+      </w:r>
+      <w:r>
+        <w:rPr>
+          <w:rFonts w:cstheme="minorHAnsi" w:hint="cs"/>
+          <w:rtl/>
+        </w:rPr>
+        <w:t xml:space="preserve"> מספר בין 0 ל 45</w:t>
+      </w:r>
+      <w:r>
+        <w:rPr>
+          <w:rFonts w:cstheme="minorHAnsi" w:hint="cs"/>
+          <w:rtl/>
+        </w:rPr>
+        <w:t>, כל נתון מופרד ברווח</w:t>
+      </w:r>
+      <w:r>
+        <w:rPr>
+          <w:rFonts w:cstheme="minorHAnsi"/>
+        </w:rPr>
+        <w:t>.</w:t>
+      </w:r>
+    </w:p>
+    <w:p>
+      <w:pPr>
+        <w:jc w:val="both"/>
+        <w:rPr>
+          <w:rFonts w:cstheme="minorHAnsi"/>
+          <w:rtl/>
+        </w:rPr>
+      </w:pPr>
+      <w:r>
+        <w:rPr>
+          <w:rFonts w:cstheme="minorHAnsi" w:hint="cs"/>
+          <w:rtl/>
+        </w:rPr>
+        <w:t>לאחר מכן בכל שורה כתובים לנו כל הנתונים של הדוק באופן הבא:</w:t>
+      </w:r>
+    </w:p>
+    <w:p>
+      <w:pPr>
+        <w:jc w:val="both"/>
+        <w:rPr>
+          <w:rFonts w:cstheme="minorHAnsi"/>
+          <w:rtl/>
+        </w:rPr>
+      </w:pPr>
+      <w:r>
+        <w:rPr>
+          <w:rFonts w:cstheme="minorHAnsi" w:hint="cs"/>
+          <w:rtl/>
+        </w:rPr>
+        <w:t xml:space="preserve">צבע </w:t>
+      </w:r>
+      <w:r>
+        <w:rPr>
+          <w:rFonts w:cstheme="minorHAnsi"/>
+          <w:rtl/>
+        </w:rPr>
+        <w:t>–</w:t>
+      </w:r>
+      <w:r>
+        <w:rPr>
+          <w:rFonts w:cstheme="minorHAnsi" w:hint="cs"/>
+          <w:rtl/>
+        </w:rPr>
+        <w:t xml:space="preserve"> מספר בין 0 ל 4 (</w:t>
+      </w:r>
+      <w:r>
+        <w:rPr>
+          <w:rFonts w:cstheme="minorHAnsi"/>
+        </w:rPr>
+        <w:t>(int</w:t>
+      </w:r>
+      <w:r>
+        <w:rPr>
+          <w:rFonts w:cstheme="minorHAnsi" w:hint="cs"/>
+          <w:rtl/>
+        </w:rPr>
+        <w:t>, זווית (</w:t>
+      </w:r>
+      <w:r>
+        <w:rPr>
+          <w:rFonts w:cstheme="minorHAnsi"/>
+        </w:rPr>
+        <w:t xml:space="preserve"> (float</w:t>
+      </w:r>
+      <w:r>
+        <w:rPr>
+          <w:rFonts w:cstheme="minorHAnsi" w:hint="cs"/>
+          <w:rtl/>
+        </w:rPr>
+        <w:t xml:space="preserve">בין 0 ל 179, אורך </w:t>
+      </w:r>
+      <w:r>
+        <w:rPr>
+          <w:rFonts w:cstheme="minorHAnsi" w:hint="cs"/>
+          <w:rtl/>
+        </w:rPr>
+        <w:t>(</w:t>
+      </w:r>
+      <w:r>
+        <w:rPr>
+          <w:rFonts w:cstheme="minorHAnsi"/>
+        </w:rPr>
+        <w:t>float</w:t>
+      </w:r>
+      <w:r>
+        <w:rPr>
+          <w:rFonts w:cstheme="minorHAnsi" w:hint="cs"/>
+          <w:rtl/>
+        </w:rPr>
+        <w:t>)</w:t>
+      </w:r>
+      <w:r>
+        <w:rPr>
+          <w:rFonts w:cstheme="minorHAnsi" w:hint="cs"/>
+          <w:rtl/>
+        </w:rPr>
+        <w:t xml:space="preserve"> בין 1 ל 47, נקודת </w:t>
+      </w:r>
+      <w:r>
+        <w:rPr>
+          <w:rFonts w:cstheme="minorHAnsi"/>
+        </w:rPr>
+        <w:t>X</w:t>
+      </w:r>
+      <w:r>
+        <w:rPr>
+          <w:rFonts w:cstheme="minorHAnsi" w:hint="cs"/>
+          <w:rtl/>
+        </w:rPr>
+        <w:t xml:space="preserve"> </w:t>
+      </w:r>
+      <w:r>
+        <w:rPr>
+          <w:rFonts w:cstheme="minorHAnsi" w:hint="cs"/>
+          <w:rtl/>
+        </w:rPr>
+        <w:t>(</w:t>
+      </w:r>
+      <w:r>
+        <w:rPr>
+          <w:rFonts w:cstheme="minorHAnsi"/>
+        </w:rPr>
+        <w:t>float</w:t>
+      </w:r>
+      <w:r>
+        <w:rPr>
+          <w:rFonts w:cstheme="minorHAnsi" w:hint="cs"/>
+          <w:rtl/>
+        </w:rPr>
+        <w:t>)</w:t>
+      </w:r>
+      <w:r>
+        <w:rPr>
+          <w:rFonts w:cstheme="minorHAnsi" w:hint="cs"/>
+          <w:rtl/>
+        </w:rPr>
+        <w:t xml:space="preserve"> בין 465 ל  </w:t>
+      </w:r>
+    </w:p>
+    <w:p>
+      <w:pPr>
+        <w:jc w:val="both"/>
+        <w:rPr>
+          <w:rFonts w:cstheme="minorHAnsi" w:hint="cs"/>
+          <w:rtl/>
+        </w:rPr>
+      </w:pPr>
+      <w:r>
+        <w:rPr>
+          <w:rFonts w:cstheme="minorHAnsi" w:hint="cs"/>
+          <w:rtl/>
+        </w:rPr>
+        <w:t xml:space="preserve">1417, נקודת </w:t>
+      </w:r>
+      <w:r>
+        <w:rPr>
+          <w:rFonts w:cstheme="minorHAnsi"/>
+        </w:rPr>
+        <w:t>Y</w:t>
+      </w:r>
+      <w:r>
+        <w:rPr>
+          <w:rFonts w:cstheme="minorHAnsi" w:hint="cs"/>
+          <w:rtl/>
+        </w:rPr>
+        <w:t xml:space="preserve"> </w:t>
+      </w:r>
+      <w:r>
+        <w:rPr>
+          <w:rFonts w:cstheme="minorHAnsi" w:hint="cs"/>
+          <w:rtl/>
+        </w:rPr>
+        <w:t>(</w:t>
+      </w:r>
+      <w:r>
+        <w:rPr>
+          <w:rFonts w:cstheme="minorHAnsi"/>
+        </w:rPr>
+        <w:t>float</w:t>
+      </w:r>
+      <w:r>
+        <w:rPr>
+          <w:rFonts w:cstheme="minorHAnsi" w:hint="cs"/>
+          <w:rtl/>
+        </w:rPr>
+        <w:t>)</w:t>
+      </w:r>
+      <w:r>
+        <w:rPr>
+          <w:rFonts w:cstheme="minorHAnsi" w:hint="cs"/>
+          <w:rtl/>
+        </w:rPr>
+        <w:t xml:space="preserve"> בין 0 ל 950, כל נתון מופרד ברווח.</w:t>
+      </w:r>
+    </w:p>
+    <w:p>
+      <w:pPr>
+        <w:jc w:val="both"/>
+        <w:rPr>
+          <w:rFonts w:cstheme="minorHAnsi"/>
+          <w:color w:val="000000"/>
+          <w:rtl/>
+        </w:rPr>
+      </w:pPr>
+      <w:r>
+        <w:rPr>
+          <w:rFonts w:cstheme="minorHAnsi" w:hint="cs"/>
+          <w:rtl/>
+        </w:rPr>
         <w:t xml:space="preserve">במחלקות ה </w:t>
       </w:r>
       <w:r>
@@ -1974,14 +2170,65 @@
           <w:color w:val="000000"/>
           <w:rtl/>
         </w:rPr>
-        <w:t xml:space="preserve"> שבינינו החלטנו לא </w:t>
+        <w:t xml:space="preserve"> שבינינו החלטנו לא</w:t>
+      </w:r>
+      <w:r>
+        <w:rPr>
+          <w:rFonts w:cstheme="minorHAnsi" w:hint="cs"/>
+          <w:color w:val="000000"/>
+          <w:rtl/>
+        </w:rPr>
+        <w:t xml:space="preserve"> להתייחס למצב בו הערך של הנתונים בקובץ לא הגיוני.</w:t>
       </w:r>
     </w:p>
     <w:p>
       <w:pPr>
         <w:jc w:val="both"/>
         <w:rPr>
-          <w:rFonts w:cstheme="minorHAnsi" w:hint="cs"/>
+          <w:rFonts w:cstheme="minorHAnsi"/>
+          <w:color w:val="000000"/>
+          <w:rtl/>
+        </w:rPr>
+      </w:pPr>
+      <w:r>
+        <w:rPr>
+          <w:rFonts w:cstheme="minorHAnsi" w:hint="cs"/>
+          <w:color w:val="000000"/>
+          <w:rtl/>
+        </w:rPr>
+        <w:t>זאת כיוון שאנו יוצאים מנקודת הנחה שלקובץ השמור רק למתכנת יש גישה והוא ידע לא להכניס ערכים לא תקינים</w:t>
+      </w:r>
+      <w:r>
+        <w:rPr>
+          <w:rFonts w:cstheme="minorHAnsi" w:hint="cs"/>
+          <w:color w:val="000000"/>
+          <w:rtl/>
+        </w:rPr>
+        <w:t xml:space="preserve"> כפי שהסברנו למעלה</w:t>
+      </w:r>
+      <w:r>
+        <w:rPr>
+          <w:rFonts w:cstheme="minorHAnsi" w:hint="cs"/>
+          <w:color w:val="000000"/>
+          <w:rtl/>
+        </w:rPr>
+        <w:t>.</w:t>
+      </w:r>
+    </w:p>
+    <w:p>
+      <w:pPr>
+        <w:jc w:val="both"/>
+        <w:rPr>
+          <w:rFonts w:cstheme="minorHAnsi"/>
+          <w:rtl/>
+        </w:rPr>
+      </w:pPr>
+    </w:p>
+    <w:p>
+      <w:pPr>
+        <w:jc w:val="both"/>
+        <w:rPr>
+          <w:rFonts w:cstheme="minorHAnsi"/>
         </w:rPr>
       </w:pPr>
     </w:p>
@@ -4487,4 +4734,16 @@
     </a:ext>
   </a:extLst>
 </a:theme>
+</file>
+
+<file path=customXml/item1.xml><?xml version="1.0" encoding="utf-8"?>
+<b:Sources xmlns:b="http://schemas.openxmlformats.org/officeDocument/2006/bibliography" xmlns="http://schemas.openxmlformats.org/officeDocument/2006/bibliography" SelectedStyle="\APASixthEditionOfficeOnline.xsl" StyleName="APA" Version="6"/>
+</file>
+
+<file path=customXml/itemProps1.xml><?xml version="1.0" encoding="utf-8"?>
+<ds:datastoreItem xmlns:ds="http://schemas.openxmlformats.org/officeDocument/2006/customXml" ds:itemID="{04E00587-31C1-4428-B6CC-BCC0C3E1D302}">
+  <ds:schemaRefs>
+    <ds:schemaRef ds:uri="http://schemas.openxmlformats.org/officeDocument/2006/bibliography"/>
+  </ds:schemaRefs>
+</ds:datastoreItem>
 </file>
--- a/README.docx
+++ b/README.docx
@@ -1,6 +1,6 @@
 
 <file path=word/document.xml><?xml version="1.0" encoding="utf-8"?>
-<w:document xmlns:wpc="http://schemas.microsoft.com/office/word/2010/wordprocessingCanvas" xmlns:cx="http://schemas.microsoft.com/office/drawing/2014/chartex" xmlns:cx1="http://schemas.microsoft.com/office/drawing/2015/9/8/chartex" xmlns:cx2="http://schemas.microsoft.com/office/drawing/2015/10/21/chartex" xmlns:cx3="http://schemas.microsoft.com/office/drawing/2016/5/9/chartex" xmlns:cx4="http://schemas.microsoft.com/office/drawing/2016/5/10/chartex" xmlns:cx5="http://schemas.microsoft.com/office/drawing/2016/5/11/chartex" xmlns:cx6="http://schemas.microsoft.com/office/drawing/2016/5/12/chartex" xmlns:cx7="http://schemas.microsoft.com/office/drawing/2016/5/13/chartex" xmlns:cx8="http://schemas.microsoft.com/office/drawing/2016/5/14/chartex" xmlns:mc="http://schemas.openxmlformats.org/markup-compatibility/2006" xmlns:aink="http://schemas.microsoft.com/office/drawing/2016/ink" xmlns:am3d="http://schemas.microsoft.com/office/drawing/2017/model3d" xmlns:o="urn:schemas-microsoft-com:office:office" xmlns:oel="http://schemas.microsoft.com/office/2019/extlst" xmlns:r="http://schemas.openxmlformats.org/officeDocument/2006/relationships" xmlns:m="http://schemas.openxmlformats.org/officeDocument/2006/math" xmlns:v="urn:schemas-microsoft-com:vml" xmlns:wp14="http://schemas.microsoft.com/office/word/2010/wordprocessingDrawing" xmlns:wp="http://schemas.openxmlformats.org/drawingml/2006/wordprocessingDrawing" xmlns:w10="urn:schemas-microsoft-com:office:word" xmlns:w="http://schemas.openxmlformats.org/wordprocessingml/2006/main" xmlns:w14="http://schemas.microsoft.com/office/word/2010/wordml" xmlns:w15="http://schemas.microsoft.com/office/word/2012/wordml" xmlns:w16cex="http://schemas.microsoft.com/office/word/2018/wordml/cex" xmlns:w16cid="http://schemas.microsoft.com/office/word/2016/wordml/cid" xmlns:w16="http://schemas.microsoft.com/office/word/2018/wordml" xmlns:w16du="http://schemas.microsoft.com/office/word/2023/wordml/word16du" xmlns:w16sdtdh="http://schemas.microsoft.com/office/word/2020/wordml/sdtdatahash" xmlns:w16se="http://schemas.microsoft.com/office/word/2015/wordml/symex" xmlns:wpg="http://schemas.microsoft.com/office/word/2010/wordprocessingGroup" xmlns:wpi="http://schemas.microsoft.com/office/word/2010/wordprocessingInk" xmlns:wne="http://schemas.microsoft.com/office/word/2006/wordml" xmlns:wps="http://schemas.microsoft.com/office/word/2010/wordprocessingShape" mc:Ignorable="w14 w15 w16se w16cid w16 w16cex w16sdtdh w16du wp14">
+<w:document xmlns:wpc="http://schemas.microsoft.com/office/word/2010/wordprocessingCanvas" xmlns:cx="http://schemas.microsoft.com/office/drawing/2014/chartex" xmlns:cx1="http://schemas.microsoft.com/office/drawing/2015/9/8/chartex" xmlns:cx2="http://schemas.microsoft.com/office/drawing/2015/10/21/chartex" xmlns:cx3="http://schemas.microsoft.com/office/drawing/2016/5/9/chartex" xmlns:cx4="http://schemas.microsoft.com/office/drawing/2016/5/10/chartex" xmlns:cx5="http://schemas.microsoft.com/office/drawing/2016/5/11/chartex" xmlns:cx6="http://schemas.microsoft.com/office/drawing/2016/5/12/chartex" xmlns:cx7="http://schemas.microsoft.com/office/drawing/2016/5/13/chartex" xmlns:cx8="http://schemas.microsoft.com/office/drawing/2016/5/14/chartex" xmlns:mc="http://schemas.openxmlformats.org/markup-compatibility/2006" xmlns:aink="http://schemas.microsoft.com/office/drawing/2016/ink" xmlns:am3d="http://schemas.microsoft.com/office/drawing/2017/model3d" xmlns:o="urn:schemas-microsoft-com:office:office" xmlns:oel="http://schemas.microsoft.com/office/2019/extlst" xmlns:r="http://schemas.openxmlformats.org/officeDocument/2006/relationships" xmlns:m="http://schemas.openxmlformats.org/officeDocument/2006/math" xmlns:v="urn:schemas-microsoft-com:vml" xmlns:wp14="http://schemas.microsoft.com/office/word/2010/wordprocessingDrawing" xmlns:wp="http://schemas.openxmlformats.org/drawingml/2006/wordprocessingDrawing" xmlns:w10="urn:schemas-microsoft-com:office:word" xmlns:w="http://schemas.openxmlformats.org/wordprocessingml/2006/main" xmlns:w14="http://schemas.microsoft.com/office/word/2010/wordml" xmlns:w15="http://schemas.microsoft.com/office/word/2012/wordml" xmlns:w16cex="http://schemas.microsoft.com/office/word/2018/wordml/cex" xmlns:w16cid="http://schemas.microsoft.com/office/word/2016/wordml/cid" xmlns:w16="http://schemas.microsoft.com/office/word/2018/wordml" xmlns:w16du="http://schemas.microsoft.com/office/word/2023/wordml/word16du" xmlns:w16sdtdh="http://schemas.microsoft.com/office/word/2020/wordml/sdtdatahash" xmlns:w16sdtfl="http://schemas.microsoft.com/office/word/2024/wordml/sdtformatlock" xmlns:w16se="http://schemas.microsoft.com/office/word/2015/wordml/symex" xmlns:wpg="http://schemas.microsoft.com/office/word/2010/wordprocessingGroup" xmlns:wpi="http://schemas.microsoft.com/office/word/2010/wordprocessingInk" xmlns:wne="http://schemas.microsoft.com/office/word/2006/wordml" xmlns:wps="http://schemas.microsoft.com/office/word/2010/wordprocessingShape" mc:Ignorable="w14 w15 w16se w16cid w16 w16cex w16sdtdh w16sdtfl w16du wp14">
   <w:body>
     <w:p>
       <w:pPr>
@@ -125,19 +125,18 @@
       </w:r>
       <w:r>
         <w:rPr>
-          <w:rFonts w:cstheme="minorHAnsi" w:hint="cs"/>
+          <w:rFonts w:cstheme="minorHAnsi"/>
           <w:b/>
           <w:bCs/>
           <w:sz w:val="24"/>
           <w:szCs w:val="24"/>
           <w:u w:val="single"/>
-          <w:rtl/>
-        </w:rPr>
-        <w:t>,</w:t>
-      </w:r>
-      <w:r>
-        <w:rPr>
-          <w:rFonts w:cstheme="minorHAnsi"/>
+        </w:rPr>
+        <w:t xml:space="preserve"> </w:t>
+      </w:r>
+      <w:r>
+        <w:rPr>
+          <w:rFonts w:cstheme="minorHAnsi" w:hint="cs"/>
           <w:b/>
           <w:bCs/>
           <w:sz w:val="24"/>
@@ -145,43 +144,7 @@
           <w:u w:val="single"/>
           <w:rtl/>
         </w:rPr>
-        <w:t xml:space="preserve"> ת"ז: </w:t>
-      </w:r>
-      <w:r>
-        <w:rPr>
-          <w:rFonts w:cstheme="minorHAnsi" w:hint="cs"/>
-          <w:b/>
-          <w:bCs/>
-          <w:sz w:val="24"/>
-          <w:szCs w:val="24"/>
-          <w:u w:val="single"/>
-          <w:rtl/>
-        </w:rPr>
-        <w:t>213005234</w:t>
-      </w:r>
-      <w:r>
-        <w:rPr>
-          <w:rFonts w:cstheme="minorHAnsi"/>
-          <w:b/>
-          <w:bCs/>
-          <w:sz w:val="24"/>
-          <w:szCs w:val="24"/>
-          <w:u w:val="single"/>
-          <w:rtl/>
-        </w:rPr>
-        <w:t xml:space="preserve">  </w:t>
-      </w:r>
-      <w:r>
-        <w:rPr>
-          <w:rFonts w:cstheme="minorHAnsi" w:hint="cs"/>
-          <w:b/>
-          <w:bCs/>
-          <w:sz w:val="24"/>
-          <w:szCs w:val="24"/>
-          <w:u w:val="single"/>
-          <w:rtl/>
-        </w:rPr>
-        <w:t>ואופק אלון, ת"ז: 209625896</w:t>
+        <w:t>ואופק אלון</w:t>
       </w:r>
     </w:p>
     <w:p>
@@ -1734,7 +1697,7 @@
       <w:pPr>
         <w:jc w:val="both"/>
         <w:rPr>
-          <w:rFonts w:cstheme="minorHAnsi" w:hint="cs"/>
+          <w:rFonts w:cstheme="minorHAnsi"/>
           <w:rtl/>
         </w:rPr>
       </w:pPr>
@@ -1875,6 +1838,40 @@
           <w:rFonts w:cstheme="minorHAnsi" w:hint="cs"/>
           <w:rtl/>
         </w:rPr>
+        <w:t>),</w:t>
+      </w:r>
+      <w:r>
+        <w:rPr>
+          <w:rFonts w:cstheme="minorHAnsi" w:hint="cs"/>
+          <w:rtl/>
+        </w:rPr>
+        <w:t xml:space="preserve"> כמות הדוקים שהורמו</w:t>
+      </w:r>
+      <w:r>
+        <w:rPr>
+          <w:rFonts w:cstheme="minorHAnsi" w:hint="cs"/>
+          <w:rtl/>
+        </w:rPr>
+        <w:t xml:space="preserve"> </w:t>
+      </w:r>
+      <w:r>
+        <w:rPr>
+          <w:rFonts w:cstheme="minorHAnsi" w:hint="cs"/>
+          <w:rtl/>
+        </w:rPr>
+        <w:t>(</w:t>
+      </w:r>
+      <w:r>
+        <w:rPr>
+          <w:rFonts w:cstheme="minorHAnsi"/>
+        </w:rPr>
+        <w:t>int</w:t>
+      </w:r>
+      <w:r>
+        <w:rPr>
+          <w:rFonts w:cstheme="minorHAnsi" w:hint="cs"/>
+          <w:rtl/>
+        </w:rPr>
         <w:t>)</w:t>
       </w:r>
       <w:r>
@@ -1882,47 +1879,6 @@
           <w:rFonts w:cstheme="minorHAnsi" w:hint="cs"/>
           <w:rtl/>
         </w:rPr>
-        <w:t>,</w:t>
-      </w:r>
-      <w:r>
-        <w:rPr>
-          <w:rFonts w:cstheme="minorHAnsi" w:hint="cs"/>
-          <w:rtl/>
-        </w:rPr>
-        <w:t xml:space="preserve"> כמות הדוקים שהורמו</w:t>
-      </w:r>
-      <w:r>
-        <w:rPr>
-          <w:rFonts w:cstheme="minorHAnsi" w:hint="cs"/>
-          <w:rtl/>
-        </w:rPr>
-        <w:t xml:space="preserve"> </w:t>
-      </w:r>
-      <w:r>
-        <w:rPr>
-          <w:rFonts w:cstheme="minorHAnsi" w:hint="cs"/>
-          <w:rtl/>
-        </w:rPr>
-        <w:t>(</w:t>
-      </w:r>
-      <w:r>
-        <w:rPr>
-          <w:rFonts w:cstheme="minorHAnsi"/>
-        </w:rPr>
-        <w:t>int</w:t>
-      </w:r>
-      <w:r>
-        <w:rPr>
-          <w:rFonts w:cstheme="minorHAnsi" w:hint="cs"/>
-          <w:rtl/>
-        </w:rPr>
-        <w:t>)</w:t>
-      </w:r>
-      <w:r>
-        <w:rPr>
-          <w:rFonts w:cstheme="minorHAnsi" w:hint="cs"/>
-          <w:rtl/>
-        </w:rPr>
         <w:t xml:space="preserve"> מספר בין 0 ל 45</w:t>
       </w:r>
       <w:r>
@@ -2008,14 +1964,7 @@
           <w:rFonts w:cstheme="minorHAnsi" w:hint="cs"/>
           <w:rtl/>
         </w:rPr>
-        <w:t xml:space="preserve">בין 0 ל 179, אורך </w:t>
-      </w:r>
-      <w:r>
-        <w:rPr>
-          <w:rFonts w:cstheme="minorHAnsi" w:hint="cs"/>
-          <w:rtl/>
-        </w:rPr>
-        <w:t>(</w:t>
+        <w:t>בין 0 ל 179, אורך (</w:t>
       </w:r>
       <w:r>
         <w:rPr>
@@ -2028,14 +1977,7 @@
           <w:rFonts w:cstheme="minorHAnsi" w:hint="cs"/>
           <w:rtl/>
         </w:rPr>
-        <w:t>)</w:t>
-      </w:r>
-      <w:r>
-        <w:rPr>
-          <w:rFonts w:cstheme="minorHAnsi" w:hint="cs"/>
-          <w:rtl/>
-        </w:rPr>
-        <w:t xml:space="preserve"> בין 1 ל 47, נקודת </w:t>
+        <w:t xml:space="preserve">) בין 1 ל 47, נקודת </w:t>
       </w:r>
       <w:r>
         <w:rPr>
@@ -2048,14 +1990,7 @@
           <w:rFonts w:cstheme="minorHAnsi" w:hint="cs"/>
           <w:rtl/>
         </w:rPr>
-        <w:t xml:space="preserve"> </w:t>
-      </w:r>
-      <w:r>
-        <w:rPr>
-          <w:rFonts w:cstheme="minorHAnsi" w:hint="cs"/>
-          <w:rtl/>
-        </w:rPr>
-        <w:t>(</w:t>
+        <w:t xml:space="preserve"> (</w:t>
       </w:r>
       <w:r>
         <w:rPr>
@@ -2068,21 +2003,14 @@
           <w:rFonts w:cstheme="minorHAnsi" w:hint="cs"/>
           <w:rtl/>
         </w:rPr>
-        <w:t>)</w:t>
-      </w:r>
-      <w:r>
-        <w:rPr>
-          <w:rFonts w:cstheme="minorHAnsi" w:hint="cs"/>
-          <w:rtl/>
-        </w:rPr>
-        <w:t xml:space="preserve"> בין 465 ל  </w:t>
+        <w:t xml:space="preserve">) בין 465 ל  </w:t>
       </w:r>
     </w:p>
     <w:p>
       <w:pPr>
         <w:jc w:val="both"/>
         <w:rPr>
-          <w:rFonts w:cstheme="minorHAnsi" w:hint="cs"/>
+          <w:rFonts w:cstheme="minorHAnsi"/>
           <w:rtl/>
         </w:rPr>
       </w:pPr>
@@ -2104,14 +2032,7 @@
           <w:rFonts w:cstheme="minorHAnsi" w:hint="cs"/>
           <w:rtl/>
         </w:rPr>
-        <w:t xml:space="preserve"> </w:t>
-      </w:r>
-      <w:r>
-        <w:rPr>
-          <w:rFonts w:cstheme="minorHAnsi" w:hint="cs"/>
-          <w:rtl/>
-        </w:rPr>
-        <w:t>(</w:t>
+        <w:t xml:space="preserve"> (</w:t>
       </w:r>
       <w:r>
         <w:rPr>
@@ -2124,14 +2045,7 @@
           <w:rFonts w:cstheme="minorHAnsi" w:hint="cs"/>
           <w:rtl/>
         </w:rPr>
-        <w:t>)</w:t>
-      </w:r>
-      <w:r>
-        <w:rPr>
-          <w:rFonts w:cstheme="minorHAnsi" w:hint="cs"/>
-          <w:rtl/>
-        </w:rPr>
-        <w:t xml:space="preserve"> בין 0 ל 950, כל נתון מופרד ברווח.</w:t>
+        <w:t>) בין 0 ל 950, כל נתון מופרד ברווח.</w:t>
       </w:r>
     </w:p>
     <w:p>
@@ -2246,7 +2160,7 @@
 </file>
 
 <file path=word/endnotes.xml><?xml version="1.0" encoding="utf-8"?>
-<w:endnotes xmlns:wpc="http://schemas.microsoft.com/office/word/2010/wordprocessingCanvas" xmlns:cx="http://schemas.microsoft.com/office/drawing/2014/chartex" xmlns:cx1="http://schemas.microsoft.com/office/drawing/2015/9/8/chartex" xmlns:cx2="http://schemas.microsoft.com/office/drawing/2015/10/21/chartex" xmlns:cx3="http://schemas.microsoft.com/office/drawing/2016/5/9/chartex" xmlns:cx4="http://schemas.microsoft.com/office/drawing/2016/5/10/chartex" xmlns:cx5="http://schemas.microsoft.com/office/drawing/2016/5/11/chartex" xmlns:cx6="http://schemas.microsoft.com/office/drawing/2016/5/12/chartex" xmlns:cx7="http://schemas.microsoft.com/office/drawing/2016/5/13/chartex" xmlns:cx8="http://schemas.microsoft.com/office/drawing/2016/5/14/chartex" xmlns:mc="http://schemas.openxmlformats.org/markup-compatibility/2006" xmlns:aink="http://schemas.microsoft.com/office/drawing/2016/ink" xmlns:am3d="http://schemas.microsoft.com/office/drawing/2017/model3d" xmlns:o="urn:schemas-microsoft-com:office:office" xmlns:oel="http://schemas.microsoft.com/office/2019/extlst" xmlns:r="http://schemas.openxmlformats.org/officeDocument/2006/relationships" xmlns:m="http://schemas.openxmlformats.org/officeDocument/2006/math" xmlns:v="urn:schemas-microsoft-com:vml" xmlns:wp14="http://schemas.microsoft.com/office/word/2010/wordprocessingDrawing" xmlns:wp="http://schemas.openxmlformats.org/drawingml/2006/wordprocessingDrawing" xmlns:w10="urn:schemas-microsoft-com:office:word" xmlns:w="http://schemas.openxmlformats.org/wordprocessingml/2006/main" xmlns:w14="http://schemas.microsoft.com/office/word/2010/wordml" xmlns:w15="http://schemas.microsoft.com/office/word/2012/wordml" xmlns:w16cex="http://schemas.microsoft.com/office/word/2018/wordml/cex" xmlns:w16cid="http://schemas.microsoft.com/office/word/2016/wordml/cid" xmlns:w16="http://schemas.microsoft.com/office/word/2018/wordml" xmlns:w16du="http://schemas.microsoft.com/office/word/2023/wordml/word16du" xmlns:w16sdtdh="http://schemas.microsoft.com/office/word/2020/wordml/sdtdatahash" xmlns:w16se="http://schemas.microsoft.com/office/word/2015/wordml/symex" xmlns:wpg="http://schemas.microsoft.com/office/word/2010/wordprocessingGroup" xmlns:wpi="http://schemas.microsoft.com/office/word/2010/wordprocessingInk" xmlns:wne="http://schemas.microsoft.com/office/word/2006/wordml" xmlns:wps="http://schemas.microsoft.com/office/word/2010/wordprocessingShape" mc:Ignorable="w14 w15 w16se w16cid w16 w16cex w16sdtdh w16du wp14">
+<w:endnotes xmlns:wpc="http://schemas.microsoft.com/office/word/2010/wordprocessingCanvas" xmlns:cx="http://schemas.microsoft.com/office/drawing/2014/chartex" xmlns:cx1="http://schemas.microsoft.com/office/drawing/2015/9/8/chartex" xmlns:cx2="http://schemas.microsoft.com/office/drawing/2015/10/21/chartex" xmlns:cx3="http://schemas.microsoft.com/office/drawing/2016/5/9/chartex" xmlns:cx4="http://schemas.microsoft.com/office/drawing/2016/5/10/chartex" xmlns:cx5="http://schemas.microsoft.com/office/drawing/2016/5/11/chartex" xmlns:cx6="http://schemas.microsoft.com/office/drawing/2016/5/12/chartex" xmlns:cx7="http://schemas.microsoft.com/office/drawing/2016/5/13/chartex" xmlns:cx8="http://schemas.microsoft.com/office/drawing/2016/5/14/chartex" xmlns:mc="http://schemas.openxmlformats.org/markup-compatibility/2006" xmlns:aink="http://schemas.microsoft.com/office/drawing/2016/ink" xmlns:am3d="http://schemas.microsoft.com/office/drawing/2017/model3d" xmlns:o="urn:schemas-microsoft-com:office:office" xmlns:oel="http://schemas.microsoft.com/office/2019/extlst" xmlns:r="http://schemas.openxmlformats.org/officeDocument/2006/relationships" xmlns:m="http://schemas.openxmlformats.org/officeDocument/2006/math" xmlns:v="urn:schemas-microsoft-com:vml" xmlns:wp14="http://schemas.microsoft.com/office/word/2010/wordprocessingDrawing" xmlns:wp="http://schemas.openxmlformats.org/drawingml/2006/wordprocessingDrawing" xmlns:w10="urn:schemas-microsoft-com:office:word" xmlns:w="http://schemas.openxmlformats.org/wordprocessingml/2006/main" xmlns:w14="http://schemas.microsoft.com/office/word/2010/wordml" xmlns:w15="http://schemas.microsoft.com/office/word/2012/wordml" xmlns:w16cex="http://schemas.microsoft.com/office/word/2018/wordml/cex" xmlns:w16cid="http://schemas.microsoft.com/office/word/2016/wordml/cid" xmlns:w16="http://schemas.microsoft.com/office/word/2018/wordml" xmlns:w16du="http://schemas.microsoft.com/office/word/2023/wordml/word16du" xmlns:w16sdtdh="http://schemas.microsoft.com/office/word/2020/wordml/sdtdatahash" xmlns:w16sdtfl="http://schemas.microsoft.com/office/word/2024/wordml/sdtformatlock" xmlns:w16se="http://schemas.microsoft.com/office/word/2015/wordml/symex" xmlns:wpg="http://schemas.microsoft.com/office/word/2010/wordprocessingGroup" xmlns:wpi="http://schemas.microsoft.com/office/word/2010/wordprocessingInk" xmlns:wne="http://schemas.microsoft.com/office/word/2006/wordml" xmlns:wps="http://schemas.microsoft.com/office/word/2010/wordprocessingShape" mc:Ignorable="w14 w15 w16se w16cid w16 w16cex w16sdtdh w16sdtfl w16du wp14">
   <w:endnote w:type="separator" w:id="-1">
     <w:p>
       <w:pPr>
@@ -2271,7 +2185,7 @@
 </file>
 
 <file path=word/footnotes.xml><?xml version="1.0" encoding="utf-8"?>
-<w:footnotes xmlns:wpc="http://schemas.microsoft.com/office/word/2010/wordprocessingCanvas" xmlns:cx="http://schemas.microsoft.com/office/drawing/2014/chartex" xmlns:cx1="http://schemas.microsoft.com/office/drawing/2015/9/8/chartex" xmlns:cx2="http://schemas.microsoft.com/office/drawing/2015/10/21/chartex" xmlns:cx3="http://schemas.microsoft.com/office/drawing/2016/5/9/chartex" xmlns:cx4="http://schemas.microsoft.com/office/drawing/2016/5/10/chartex" xmlns:cx5="http://schemas.microsoft.com/office/drawing/2016/5/11/chartex" xmlns:cx6="http://schemas.microsoft.com/office/drawing/2016/5/12/chartex" xmlns:cx7="http://schemas.microsoft.com/office/drawing/2016/5/13/chartex" xmlns:cx8="http://schemas.microsoft.com/office/drawing/2016/5/14/chartex" xmlns:mc="http://schemas.openxmlformats.org/markup-compatibility/2006" xmlns:aink="http://schemas.microsoft.com/office/drawing/2016/ink" xmlns:am3d="http://schemas.microsoft.com/office/drawing/2017/model3d" xmlns:o="urn:schemas-microsoft-com:office:office" xmlns:oel="http://schemas.microsoft.com/office/2019/extlst" xmlns:r="http://schemas.openxmlformats.org/officeDocument/2006/relationships" xmlns:m="http://schemas.openxmlformats.org/officeDocument/2006/math" xmlns:v="urn:schemas-microsoft-com:vml" xmlns:wp14="http://schemas.microsoft.com/office/word/2010/wordprocessingDrawing" xmlns:wp="http://schemas.openxmlformats.org/drawingml/2006/wordprocessingDrawing" xmlns:w10="urn:schemas-microsoft-com:office:word" xmlns:w="http://schemas.openxmlformats.org/wordprocessingml/2006/main" xmlns:w14="http://schemas.microsoft.com/office/word/2010/wordml" xmlns:w15="http://schemas.microsoft.com/office/word/2012/wordml" xmlns:w16cex="http://schemas.microsoft.com/office/word/2018/wordml/cex" xmlns:w16cid="http://schemas.microsoft.com/office/word/2016/wordml/cid" xmlns:w16="http://schemas.microsoft.com/office/word/2018/wordml" xmlns:w16du="http://schemas.microsoft.com/office/word/2023/wordml/word16du" xmlns:w16sdtdh="http://schemas.microsoft.com/office/word/2020/wordml/sdtdatahash" xmlns:w16se="http://schemas.microsoft.com/office/word/2015/wordml/symex" xmlns:wpg="http://schemas.microsoft.com/office/word/2010/wordprocessingGroup" xmlns:wpi="http://schemas.microsoft.com/office/word/2010/wordprocessingInk" xmlns:wne="http://schemas.microsoft.com/office/word/2006/wordml" xmlns:wps="http://schemas.microsoft.com/office/word/2010/wordprocessingShape" mc:Ignorable="w14 w15 w16se w16cid w16 w16cex w16sdtdh w16du wp14">
+<w:footnotes xmlns:wpc="http://schemas.microsoft.com/office/word/2010/wordprocessingCanvas" xmlns:cx="http://schemas.microsoft.com/office/drawing/2014/chartex" xmlns:cx1="http://schemas.microsoft.com/office/drawing/2015/9/8/chartex" xmlns:cx2="http://schemas.microsoft.com/office/drawing/2015/10/21/chartex" xmlns:cx3="http://schemas.microsoft.com/office/drawing/2016/5/9/chartex" xmlns:cx4="http://schemas.microsoft.com/office/drawing/2016/5/10/chartex" xmlns:cx5="http://schemas.microsoft.com/office/drawing/2016/5/11/chartex" xmlns:cx6="http://schemas.microsoft.com/office/drawing/2016/5/12/chartex" xmlns:cx7="http://schemas.microsoft.com/office/drawing/2016/5/13/chartex" xmlns:cx8="http://schemas.microsoft.com/office/drawing/2016/5/14/chartex" xmlns:mc="http://schemas.openxmlformats.org/markup-compatibility/2006" xmlns:aink="http://schemas.microsoft.com/office/drawing/2016/ink" xmlns:am3d="http://schemas.microsoft.com/office/drawing/2017/model3d" xmlns:o="urn:schemas-microsoft-com:office:office" xmlns:oel="http://schemas.microsoft.com/office/2019/extlst" xmlns:r="http://schemas.openxmlformats.org/officeDocument/2006/relationships" xmlns:m="http://schemas.openxmlformats.org/officeDocument/2006/math" xmlns:v="urn:schemas-microsoft-com:vml" xmlns:wp14="http://schemas.microsoft.com/office/word/2010/wordprocessingDrawing" xmlns:wp="http://schemas.openxmlformats.org/drawingml/2006/wordprocessingDrawing" xmlns:w10="urn:schemas-microsoft-com:office:word" xmlns:w="http://schemas.openxmlformats.org/wordprocessingml/2006/main" xmlns:w14="http://schemas.microsoft.com/office/word/2010/wordml" xmlns:w15="http://schemas.microsoft.com/office/word/2012/wordml" xmlns:w16cex="http://schemas.microsoft.com/office/word/2018/wordml/cex" xmlns:w16cid="http://schemas.microsoft.com/office/word/2016/wordml/cid" xmlns:w16="http://schemas.microsoft.com/office/word/2018/wordml" xmlns:w16du="http://schemas.microsoft.com/office/word/2023/wordml/word16du" xmlns:w16sdtdh="http://schemas.microsoft.com/office/word/2020/wordml/sdtdatahash" xmlns:w16sdtfl="http://schemas.microsoft.com/office/word/2024/wordml/sdtformatlock" xmlns:w16se="http://schemas.microsoft.com/office/word/2015/wordml/symex" xmlns:wpg="http://schemas.microsoft.com/office/word/2010/wordprocessingGroup" xmlns:wpi="http://schemas.microsoft.com/office/word/2010/wordprocessingInk" xmlns:wne="http://schemas.microsoft.com/office/word/2006/wordml" xmlns:wps="http://schemas.microsoft.com/office/word/2010/wordprocessingShape" mc:Ignorable="w14 w15 w16se w16cid w16 w16cex w16sdtdh w16sdtfl w16du wp14">
   <w:footnote w:type="separator" w:id="-1">
     <w:p>
       <w:pPr>
@@ -2296,7 +2210,7 @@
 </file>
 
 <file path=word/numbering.xml><?xml version="1.0" encoding="utf-8"?>
-<w:numbering xmlns:wpc="http://schemas.microsoft.com/office/word/2010/wordprocessingCanvas" xmlns:cx="http://schemas.microsoft.com/office/drawing/2014/chartex" xmlns:cx1="http://schemas.microsoft.com/office/drawing/2015/9/8/chartex" xmlns:cx2="http://schemas.microsoft.com/office/drawing/2015/10/21/chartex" xmlns:cx3="http://schemas.microsoft.com/office/drawing/2016/5/9/chartex" xmlns:cx4="http://schemas.microsoft.com/office/drawing/2016/5/10/chartex" xmlns:cx5="http://schemas.microsoft.com/office/drawing/2016/5/11/chartex" xmlns:cx6="http://schemas.microsoft.com/office/drawing/2016/5/12/chartex" xmlns:cx7="http://schemas.microsoft.com/office/drawing/2016/5/13/chartex" xmlns:cx8="http://schemas.microsoft.com/office/drawing/2016/5/14/chartex" xmlns:mc="http://schemas.openxmlformats.org/markup-compatibility/2006" xmlns:aink="http://schemas.microsoft.com/office/drawing/2016/ink" xmlns:am3d="http://schemas.microsoft.com/office/drawing/2017/model3d" xmlns:o="urn:schemas-microsoft-com:office:office" xmlns:oel="http://schemas.microsoft.com/office/2019/extlst" xmlns:r="http://schemas.openxmlformats.org/officeDocument/2006/relationships" xmlns:m="http://schemas.openxmlformats.org/officeDocument/2006/math" xmlns:v="urn:schemas-microsoft-com:vml" xmlns:wp14="http://schemas.microsoft.com/office/word/2010/wordprocessingDrawing" xmlns:wp="http://schemas.openxmlformats.org/drawingml/2006/wordprocessingDrawing" xmlns:w10="urn:schemas-microsoft-com:office:word" xmlns:w="http://schemas.openxmlformats.org/wordprocessingml/2006/main" xmlns:w14="http://schemas.microsoft.com/office/word/2010/wordml" xmlns:w15="http://schemas.microsoft.com/office/word/2012/wordml" xmlns:w16cex="http://schemas.microsoft.com/office/word/2018/wordml/cex" xmlns:w16cid="http://schemas.microsoft.com/office/word/2016/wordml/cid" xmlns:w16="http://schemas.microsoft.com/office/word/2018/wordml" xmlns:w16du="http://schemas.microsoft.com/office/word/2023/wordml/word16du" xmlns:w16sdtdh="http://schemas.microsoft.com/office/word/2020/wordml/sdtdatahash" xmlns:w16se="http://schemas.microsoft.com/office/word/2015/wordml/symex" xmlns:wpg="http://schemas.microsoft.com/office/word/2010/wordprocessingGroup" xmlns:wpi="http://schemas.microsoft.com/office/word/2010/wordprocessingInk" xmlns:wne="http://schemas.microsoft.com/office/word/2006/wordml" xmlns:wps="http://schemas.microsoft.com/office/word/2010/wordprocessingShape" mc:Ignorable="w14 w15 w16se w16cid w16 w16cex w16sdtdh w16du wp14">
+<w:numbering xmlns:wpc="http://schemas.microsoft.com/office/word/2010/wordprocessingCanvas" xmlns:cx="http://schemas.microsoft.com/office/drawing/2014/chartex" xmlns:cx1="http://schemas.microsoft.com/office/drawing/2015/9/8/chartex" xmlns:cx2="http://schemas.microsoft.com/office/drawing/2015/10/21/chartex" xmlns:cx3="http://schemas.microsoft.com/office/drawing/2016/5/9/chartex" xmlns:cx4="http://schemas.microsoft.com/office/drawing/2016/5/10/chartex" xmlns:cx5="http://schemas.microsoft.com/office/drawing/2016/5/11/chartex" xmlns:cx6="http://schemas.microsoft.com/office/drawing/2016/5/12/chartex" xmlns:cx7="http://schemas.microsoft.com/office/drawing/2016/5/13/chartex" xmlns:cx8="http://schemas.microsoft.com/office/drawing/2016/5/14/chartex" xmlns:mc="http://schemas.openxmlformats.org/markup-compatibility/2006" xmlns:aink="http://schemas.microsoft.com/office/drawing/2016/ink" xmlns:am3d="http://schemas.microsoft.com/office/drawing/2017/model3d" xmlns:o="urn:schemas-microsoft-com:office:office" xmlns:oel="http://schemas.microsoft.com/office/2019/extlst" xmlns:r="http://schemas.openxmlformats.org/officeDocument/2006/relationships" xmlns:m="http://schemas.openxmlformats.org/officeDocument/2006/math" xmlns:v="urn:schemas-microsoft-com:vml" xmlns:wp14="http://schemas.microsoft.com/office/word/2010/wordprocessingDrawing" xmlns:wp="http://schemas.openxmlformats.org/drawingml/2006/wordprocessingDrawing" xmlns:w10="urn:schemas-microsoft-com:office:word" xmlns:w="http://schemas.openxmlformats.org/wordprocessingml/2006/main" xmlns:w14="http://schemas.microsoft.com/office/word/2010/wordml" xmlns:w15="http://schemas.microsoft.com/office/word/2012/wordml" xmlns:w16cex="http://schemas.microsoft.com/office/word/2018/wordml/cex" xmlns:w16cid="http://schemas.microsoft.com/office/word/2016/wordml/cid" xmlns:w16="http://schemas.microsoft.com/office/word/2018/wordml" xmlns:w16du="http://schemas.microsoft.com/office/word/2023/wordml/word16du" xmlns:w16sdtdh="http://schemas.microsoft.com/office/word/2020/wordml/sdtdatahash" xmlns:w16sdtfl="http://schemas.microsoft.com/office/word/2024/wordml/sdtformatlock" xmlns:w16se="http://schemas.microsoft.com/office/word/2015/wordml/symex" xmlns:wpg="http://schemas.microsoft.com/office/word/2010/wordprocessingGroup" xmlns:wpi="http://schemas.microsoft.com/office/word/2010/wordprocessingInk" xmlns:wne="http://schemas.microsoft.com/office/word/2006/wordml" xmlns:wps="http://schemas.microsoft.com/office/word/2010/wordprocessingShape" mc:Ignorable="w14 w15 w16se w16cid w16 w16cex w16sdtdh w16sdtfl w16du wp14">
   <w:abstractNum w:abstractNumId="0" w15:restartNumberingAfterBreak="0">
     <w:nsid w:val="03C36F3B"/>
     <w:multiLevelType w:val="hybridMultilevel"/>
@@ -3937,7 +3851,7 @@
 </file>
 
 <file path=word/styles.xml><?xml version="1.0" encoding="utf-8"?>
-<w:styles xmlns:mc="http://schemas.openxmlformats.org/markup-compatibility/2006" xmlns:r="http://schemas.openxmlformats.org/officeDocument/2006/relationships" xmlns:w="http://schemas.openxmlformats.org/wordprocessingml/2006/main" xmlns:w14="http://schemas.microsoft.com/office/word/2010/wordml" xmlns:w15="http://schemas.microsoft.com/office/word/2012/wordml" xmlns:w16cex="http://schemas.microsoft.com/office/word/2018/wordml/cex" xmlns:w16cid="http://schemas.microsoft.com/office/word/2016/wordml/cid" xmlns:w16="http://schemas.microsoft.com/office/word/2018/wordml" xmlns:w16du="http://schemas.microsoft.com/office/word/2023/wordml/word16du" xmlns:w16sdtdh="http://schemas.microsoft.com/office/word/2020/wordml/sdtdatahash" xmlns:w16se="http://schemas.microsoft.com/office/word/2015/wordml/symex" mc:Ignorable="w14 w15 w16se w16cid w16 w16cex w16sdtdh w16du">
+<w:styles xmlns:mc="http://schemas.openxmlformats.org/markup-compatibility/2006" xmlns:r="http://schemas.openxmlformats.org/officeDocument/2006/relationships" xmlns:w="http://schemas.openxmlformats.org/wordprocessingml/2006/main" xmlns:w14="http://schemas.microsoft.com/office/word/2010/wordml" xmlns:w15="http://schemas.microsoft.com/office/word/2012/wordml" xmlns:w16cex="http://schemas.microsoft.com/office/word/2018/wordml/cex" xmlns:w16cid="http://schemas.microsoft.com/office/word/2016/wordml/cid" xmlns:w16="http://schemas.microsoft.com/office/word/2018/wordml" xmlns:w16du="http://schemas.microsoft.com/office/word/2023/wordml/word16du" xmlns:w16sdtdh="http://schemas.microsoft.com/office/word/2020/wordml/sdtdatahash" xmlns:w16sdtfl="http://schemas.microsoft.com/office/word/2024/wordml/sdtformatlock" xmlns:w16se="http://schemas.microsoft.com/office/word/2015/wordml/symex" mc:Ignorable="w14 w15 w16se w16cid w16 w16cex w16sdtdh w16sdtfl w16du">
   <w:docDefaults>
     <w:rPrDefault>
       <w:rPr>
